--- a/נספחים - שאלון הריאיון ותמלול הראיונות.docx
+++ b/נספחים - שאלון הריאיון ותמלול הראיונות.docx
@@ -306,7 +306,7 @@
           <w:sz w:val="24"/>
           <w:szCs w:val="24"/>
         </w:rPr>
-        <w:t>בנספח זה מובא תמלול מלא של שנים עשר ראיונות העומק שנערכו במסגרת המחקר. לשם שמירה על פרטיות המשתתפים הושמטו שמות ופרטים מזהים, וכל מרואיין מסומן במספר בלבד. פרטי הרקע המובאים בראש כל ריאיון הם באישור המרואיינים.</w:t>
+        <w:t>בנספח זה מובא תמלול מלא של שנים עשר ראיונות העומק שנערכו במסגרת המחקר. לשם שמירה על פרטיות המשתתפים הושמטו כל השמות והפרטים המזהים, וכל מרואיין מסומן במספר בלבד. פרטי הרקע המובאים בראש כל ריאיון הם באישור המרואיינים.</w:t>
       </w:r>
     </w:p>
     <w:p>
@@ -324,7 +324,7 @@
           <w:szCs w:val="28"/>
           <w:bCs/>
         </w:rPr>
-        <w:t>ריאיון מספר 1</w:t>
+        <w:t>מרואיין מספר 1</w:t>
       </w:r>
     </w:p>
     <w:p>
@@ -854,7 +854,7 @@
           <w:szCs w:val="28"/>
           <w:bCs/>
         </w:rPr>
-        <w:t>ריאיון מספר 2</w:t>
+        <w:t>מרואיין מספר 2</w:t>
       </w:r>
     </w:p>
     <w:p>
@@ -1384,7 +1384,7 @@
           <w:szCs w:val="28"/>
           <w:bCs/>
         </w:rPr>
-        <w:t>ריאיון מספר 3</w:t>
+        <w:t>מרואיין מספר 3</w:t>
       </w:r>
     </w:p>
     <w:p>
@@ -1434,7 +1434,7 @@
           <w:sz w:val="24"/>
           <w:szCs w:val="24"/>
         </w:rPr>
-        <w:t>אני בן 63, גר בערד כבר ארבעים שנה, הגעתי לפה בגיל עשרים ושלוש בגלל העבודה במפעלי ים המלח, עבדתי שם שלושים ושש שנה, רוב הזמן במחלקת תחזוקה, משמרות. יצאתי לפנסיה לפני חמש שנים. נשוי לרחל, יש לנו שלושה ילדים, כולם כבר עזבו את ערד, שניים במרכז ואחת בחו"ל, אז אנחנו לבד בבית, עם הנכדים בווידאו בעיקר. היום שלי בפנסיה מסודר כמו שעון, אני קם בשש בלי שעון מעורר, הרגל של שלושים שנות משמרות. ב-6:30 אני כבר בהליכה, על הטיילת לכיוון המצפה, שעה כמעט כל בוקר. חוזר, ארוחת בוקר עם רחל, ואז יש לי דברים קבועים, יום אחד אני מתנדב ביד שרה, יום אחד גינה קהילתית, יש חוג ברידג' בבית הגמלאי. צהריים אוכלים בבית, מנוחה, ואחר הצהריים סידורים או טלוויזיה. חיים שקטים, ואחרי מה שעברתי עם הלב, אני מעריך כל בוקר שקט כזה. פעם בחודש בערך אנחנו נוסעים למרכז לראות את הנכדים, ופעם בשנה, מאז שהבריאות התייצבה, אנחנו מרשים לעצמנו טיול קטן בחו"ל, בשנה שעברה היינו שבוע ביוון, הלכתי שם עשרה קילומטר ביום בין האתרים, רחל אמרה שהיא לא מצליחה להדביק אותי. בגיל שישים ושלוש, אחרי שני סטנטים, זה לא מובן מאליו, ואני יודע את זה.</w:t>
+        <w:t>אני בן 63, גר בערד כבר ארבעים שנה, הגעתי לפה בגיל עשרים ושלוש בגלל העבודה במפעלי ים המלח, עבדתי שם שלושים ושש שנה, רוב הזמן במחלקת תחזוקה, משמרות. יצאתי לפנסיה לפני חמש שנים. נשוי, יש לנו שלושה ילדים, כולם כבר עזבו את ערד, שניים במרכז ואחת בחו"ל, אז אנחנו לבד בבית, עם הנכדים בווידאו בעיקר. היום שלי בפנסיה מסודר כמו שעון, אני קם בשש בלי שעון מעורר, הרגל של שלושים שנות משמרות. ב-6:30 אני כבר בהליכה, על הטיילת לכיוון המצפה, שעה כמעט כל בוקר. חוזר, ארוחת בוקר עם אשתי, ואז יש לי דברים קבועים, יום אחד אני מתנדב ביד שרה, יום אחד גינה קהילתית, יש חוג ברידג' בבית הגמלאי. צהריים אוכלים בבית, מנוחה, ואחר הצהריים סידורים או טלוויזיה. חיים שקטים, ואחרי מה שעברתי עם הלב, אני מעריך כל בוקר שקט כזה. פעם בחודש בערך אנחנו נוסעים למרכז לראות את הנכדים, ופעם בשנה, מאז שהבריאות התייצבה, אנחנו מרשים לעצמנו טיול קטן בחו"ל, בשנה שעברה היינו שבוע ביוון, הלכתי שם עשרה קילומטר ביום בין האתרים, אשתי אמרה שהיא לא מצליחה להדביק אותי. בגיל שישים ושלוש, אחרי שני סטנטים, זה לא מובן מאליו, ואני יודע את זה.</w:t>
       </w:r>
     </w:p>
     <w:p>
@@ -1533,7 +1533,7 @@
           <w:sz w:val="24"/>
           <w:szCs w:val="24"/>
         </w:rPr>
-        <w:t>פעילות גופנית זה היום העוגן של היום שלי. כל בוקר, שש ימים בשבוע, אני הולך על הטיילת של ערד לכיוון המצפה של המכתש, יש לי מסלול של חמישה קילומטר שאני עושה בקצת פחות משעה, הליכה מהירה, עם שעון דופק שהבן שלי קנה לי, אני שומר על דופק סביב מאה עשרה, כמו שלימדו בשיקום. בשבת אני נח, גם לגוף מגיע יום מנוחה. חוץ מזה, פעמיים בשבוע אני עושה בבית חצי שעה של תרגילי כוח עם גומיות ומשקולות קטנות של שני קילו, תוכנית שהפיזיותרפיסט בשיקום בנה לי, בעיקר בשביל הגב והרגליים. ויש את הגינה הקהילתית, שזה לא נחשב ספורט אבל תעקור עשבים שעתיים ותגיד לי שלא הזעת. בחורף בערד קר ויבש אבל אפשר ללכת, זה יתרון של העיר הזאת, האוויר. פעם בשנה אני עושה בדיקת מאמץ, והמספרים רק משתפרים. מי שהיה אומר לי לפני עשר שנים שאני אהיה האיש הזה, הייתי צוחק עליו. בחורף, בימים שממש אי אפשר לצאת, יש לי תוכנית חלופית בבית, חצי שעה של מדרגות בבניין, עולה ויורד, השכנים כבר התרגלו לראות אותי בחדר מדרגות עם בגדי ספורט. רחל צוחקת שאני היחיד בערד שמתפלל לגשם כדי שיהיה לו תירוץ למדרגות. העיקרון שלמדתי, שלתוכנית תמיד צריכה להיות תוכנית גיבוי, אחרת כל שינוי במזג האוויר הופך לחופשה.</w:t>
+        <w:t>פעילות גופנית זה היום העוגן של היום שלי. כל בוקר, שש ימים בשבוע, אני הולך על הטיילת של ערד לכיוון המצפה של המכתש, יש לי מסלול של חמישה קילומטר שאני עושה בקצת פחות משעה, הליכה מהירה, עם שעון דופק שהבן שלי קנה לי, אני שומר על דופק סביב מאה עשרה, כמו שלימדו בשיקום. בשבת אני נח, גם לגוף מגיע יום מנוחה. חוץ מזה, פעמיים בשבוע אני עושה בבית חצי שעה של תרגילי כוח עם גומיות ומשקולות קטנות של שני קילו, תוכנית שהפיזיותרפיסט בשיקום בנה לי, בעיקר בשביל הגב והרגליים. ויש את הגינה הקהילתית, שזה לא נחשב ספורט אבל תעקור עשבים שעתיים ותגיד לי שלא הזעת. בחורף בערד קר ויבש אבל אפשר ללכת, זה יתרון של העיר הזאת, האוויר. פעם בשנה אני עושה בדיקת מאמץ, והמספרים רק משתפרים. מי שהיה אומר לי לפני עשר שנים שאני אהיה האיש הזה, הייתי צוחק עליו. בחורף, בימים שממש אי אפשר לצאת, יש לי תוכנית חלופית בבית, חצי שעה של מדרגות בבניין, עולה ויורד, השכנים כבר התרגלו לראות אותי בחדר מדרגות עם בגדי ספורט. אשתי צוחקת שאני היחיד בערד שמתפלל לגשם כדי שיהיה לו תירוץ למדרגות. העיקרון שלמדתי, שלתוכנית תמיד צריכה להיות תוכנית גיבוי, אחרת כל שינוי במזג האוויר הופך לחופשה.</w:t>
       </w:r>
     </w:p>
     <w:p>
@@ -1566,7 +1566,7 @@
           <w:sz w:val="24"/>
           <w:szCs w:val="24"/>
         </w:rPr>
-        <w:t>הדבר שעוזר לי יותר מהכול זה הפחד הטוב, ככה אני קורא לו. אני זוכר את התקרה של חדר הצנתורים, את הפנים של רחל כשהיא באה לבקר, ואת הרופא שאמר לי, עוד אירוע כזה ואולי לא תצא ממנו. הזיכרון הזה שווה יותר מכל מאמן כושר. דבר שני שעוזר, השגרה, אצלי ההליכה היא כמו צחצוח שיניים, לא שאלה של מצב רוח, שש וחצי אני בחוץ, נקודה. מי שמחכה למוטיבציה כל בוקר, מפסיד חצי מהבקרים. שלישי, רחל, שהיא הולכת איתי פעמיים בשבוע ובשאר הימים שואלת איך היה, עצם זה שמישהו שואל מחייב. רביעי, השעון והאפליקציה, אני רואה את הצעדים, את הדופק, יש משהו במספרים שמושך אותך להמשיך. מה מפריע, מעט מאוד היום. גל חום כבד בקיץ, ואז אני הולך בשש במקום שש וחצי. הברך בירידות, אז קניתי מקלות הליכה. ואם אני מצונן, אני מוותר, למדתי בשיקום שעם חום לא מתאמנים. חוץ מזה, אין תירוצים. ויש עוד דבר שמחזיק אותי שלא הזכרתי, ההבטחה שנתתי לנכדים. הנכד הגדול שלי אמר לי אחרי הצנתור, סבא, אתה חייב להיות בחתונה שלי, והוא היה אז בן שתים עשרה. עשינו לחיצת יד. כל פעם שאני מתעצל, אני נזכר בלחיצת היד הזאת. יש חוזים שחותמים אצל עורך דין, ויש חוזים שחותמים עם נכד, והשני חזק יותר.</w:t>
+        <w:t>הדבר שעוזר לי יותר מהכול זה הפחד הטוב, ככה אני קורא לו. אני זוכר את התקרה של חדר הצנתורים, את הפנים של אשתי כשהיא באה לבקר, ואת הרופא שאמר לי, עוד אירוע כזה ואולי לא תצא ממנו. הזיכרון הזה שווה יותר מכל מאמן כושר. דבר שני שעוזר, השגרה, אצלי ההליכה היא כמו צחצוח שיניים, לא שאלה של מצב רוח, שש וחצי אני בחוץ, נקודה. מי שמחכה למוטיבציה כל בוקר, מפסיד חצי מהבקרים. שלישי, אשתי, שהיא הולכת איתי פעמיים בשבוע ובשאר הימים שואלת איך היה, עצם זה שמישהו שואל מחייב. רביעי, השעון והאפליקציה, אני רואה את הצעדים, את הדופק, יש משהו במספרים שמושך אותך להמשיך. מה מפריע, מעט מאוד היום. גל חום כבד בקיץ, ואז אני הולך בשש במקום שש וחצי. הברך בירידות, אז קניתי מקלות הליכה. ואם אני מצונן, אני מוותר, למדתי בשיקום שעם חום לא מתאמנים. חוץ מזה, אין תירוצים. ויש עוד דבר שמחזיק אותי שלא הזכרתי, ההבטחה שנתתי לנכדים. הנכד הגדול שלי אמר לי אחרי הצנתור, סבא, אתה חייב להיות בחתונה שלי, והוא היה אז בן שתים עשרה. עשינו לחיצת יד. כל פעם שאני מתעצל, אני נזכר בלחיצת היד הזאת. יש חוזים שחותמים אצל עורך דין, ויש חוזים שחותמים עם נכד, והשני חזק יותר.</w:t>
       </w:r>
     </w:p>
     <w:p>
@@ -1599,7 +1599,7 @@
           <w:sz w:val="24"/>
           <w:szCs w:val="24"/>
         </w:rPr>
-        <w:t>הבוקר שלי אחרי ההליכה, דייסת שיבולת שועל עם אגוזים וקצת פירות יער קפואים, ואספרסו אחד בלי סוכר. פעם ארוחת הבוקר שלי הייתה לחמנייה עם נקניק וצהובה במפעל, שתדע מאיפה באתי. בצהריים אנחנו אוכלים את הארוחה העיקרית, רחל מבשלת נהדר, הרבה דגים, בעיקר סלמון ודניס, קטניות, עדשים, שעועית, אורז מלא או בורגול, ותמיד סלט ענק עם שמן זית. בשר אדום נשאר אצלנו לאירועים, אולי פעם בחודש. בערב אני אוכל קל, גבינה, ביצה, ירקות, פרוסת לחם מלא, יוגורט. בשש אחרי הצהריים אני סוגר את המטבח, זה כלל שלמדתי בשיקום ואני מקפיד עליו, שום נשנוש מול הטלוויזיה. מלח כמעט אין אצלנו, רחל מתבלת עם לימון ועשבים, לקח חצי שנה להתרגל והיום אוכל של אחרים נראה לי מלוח נורא. יש לי חולשה אחת, שוקולד מריר, אני מרשה לעצמי שתי קוביות אחרי הצהריים עם הקפה השני, והקרדיולוג אישר, אז זה בהיתר. ועוד פרט קטן על ההתנהלות שלנו, אנחנו עושים קניות עם רשימה סגורה מראש, פעם בשבוע, ולא נכנסים לסופר רעבים, זה כלל מהשיקום. מה שלא נכנס הביתה לא נאכל, פשוט מאוד, כוח הרצון האמיתי הוא בסופרמרקט, לא מול המקרר. בבית שאין בו ביסלי, לא אוכלים ביסלי, זו כל התורה על רגל אחת.</w:t>
+        <w:t>הבוקר שלי אחרי ההליכה, דייסת שיבולת שועל עם אגוזים וקצת פירות יער קפואים, ואספרסו אחד בלי סוכר. פעם ארוחת הבוקר שלי הייתה לחמנייה עם נקניק וצהובה במפעל, שתדע מאיפה באתי. בצהריים אנחנו אוכלים את הארוחה העיקרית, אשתי מבשלת נהדר, הרבה דגים, בעיקר סלמון ודניס, קטניות, עדשים, שעועית, אורז מלא או בורגול, ותמיד סלט ענק עם שמן זית. בשר אדום נשאר אצלנו לאירועים, אולי פעם בחודש. בערב אני אוכל קל, גבינה, ביצה, ירקות, פרוסת לחם מלא, יוגורט. בשש אחרי הצהריים אני סוגר את המטבח, זה כלל שלמדתי בשיקום ואני מקפיד עליו, שום נשנוש מול הטלוויזיה. מלח כמעט אין אצלנו, אשתי מתבלת עם לימון ועשבים, לקח חצי שנה להתרגל והיום אוכל של אחרים נראה לי מלוח נורא. יש לי חולשה אחת, שוקולד מריר, אני מרשה לעצמי שתי קוביות אחרי הצהריים עם הקפה השני, והקרדיולוג אישר, אז זה בהיתר. ועוד פרט קטן על ההתנהלות שלנו, אנחנו עושים קניות עם רשימה סגורה מראש, פעם בשבוע, ולא נכנסים לסופר רעבים, זה כלל מהשיקום. מה שלא נכנס הביתה לא נאכל, פשוט מאוד, כוח הרצון האמיתי הוא בסופרמרקט, לא מול המקרר. בבית שאין בו ביסלי, לא אוכלים ביסלי, זו כל התורה על רגל אחת.</w:t>
       </w:r>
     </w:p>
     <w:p>
@@ -1632,7 +1632,7 @@
           <w:sz w:val="24"/>
           <w:szCs w:val="24"/>
         </w:rPr>
-        <w:t>השינוי הגדול קרה בבת אחת אחרי הצנתור, אבל האמת שהוא התחיל בשיקום, כי שם לא רק אמרו לנו מה לאכול, הסבירו למה. כשדיאטנית מראה לך כמה מלח יש בפסטרמה שאכלת עשרים שנה כל בוקר, משהו נופל לך באסימון. הורדנו את המלח בצורה דרמטית, זה היה השינוי הראשון והכי חשוב בגלל לחץ הדם. העפנו את כל הבשרים המעובדים מהבית, נקניקים, נקניקיות, פסטרמות, פשוט לא קונים. עברנו ללחם מלא, לשמן זית במקום מרגרינה, הגדלנו דגים לפעמיים שלוש בשבוע. הפסקנו לטגן, יש לנו תנור ומחבת פסים וזה מספיק. וצמצמנו אוכל מוכן וטייק אאוט כמעט לאפס, כשהילדים באים אנחנו מזמינים פעם אחת, בשביל השמחה. רחל עשתה את כל הדרך הזאת איתי, וזה חצי מההצלחה, אי אפשר שאחד בבית אוכל בריא והשני מטגן שניצלים לידו. היום, ארבע שנים אחרי, זה כבר לא מרגיש כמו דיאטה, זה פשוט האוכל שלנו. ורק שתבין את גודל השינוי, אבא של רחל היה קצב, ואנחנו גדלנו על בשר ועל שמאלץ, אצלנו ארוחה בלי בשר לא נחשבה ארוחה. אם מישהו היה אומר לי לפני עשר שנים שאני אשב לצהריים של עדשים וסלט ואהיה מרוצה, הייתי שולח אותו לבדיקה. בן אדם משתנה כשיש לו סיבה מספיק טובה, זה כל הסיפור.</w:t>
+        <w:t>השינוי הגדול קרה בבת אחת אחרי הצנתור, אבל האמת שהוא התחיל בשיקום, כי שם לא רק אמרו לנו מה לאכול, הסבירו למה. כשדיאטנית מראה לך כמה מלח יש בפסטרמה שאכלת עשרים שנה כל בוקר, משהו נופל לך באסימון. הורדנו את המלח בצורה דרמטית, זה היה השינוי הראשון והכי חשוב בגלל לחץ הדם. העפנו את כל הבשרים המעובדים מהבית, נקניקים, נקניקיות, פסטרמות, פשוט לא קונים. עברנו ללחם מלא, לשמן זית במקום מרגרינה, הגדלנו דגים לפעמיים שלוש בשבוע. הפסקנו לטגן, יש לנו תנור ומחבת פסים וזה מספיק. וצמצמנו אוכל מוכן וטייק אאוט כמעט לאפס, כשהילדים באים אנחנו מזמינים פעם אחת, בשביל השמחה. אשתי עשתה את כל הדרך הזאת איתי, וזה חצי מההצלחה, אי אפשר שאחד בבית אוכל בריא והשני מטגן שניצלים לידו. היום, ארבע שנים אחרי, זה כבר לא מרגיש כמו דיאטה, זה פשוט האוכל שלנו. ורק שתבין את גודל השינוי, אבא של אשתי היה קצב, ואנחנו גדלנו על בשר ועל שמאלץ, אצלנו ארוחה בלי בשר לא נחשבה ארוחה. אם מישהו היה אומר לי לפני עשר שנים שאני אשב לצהריים של עדשים וסלט ואהיה מרוצה, הייתי שולח אותו לבדיקה. בן אדם משתנה כשיש לו סיבה מספיק טובה, זה כל הסיפור.</w:t>
       </w:r>
     </w:p>
     <w:p>
@@ -1731,7 +1731,7 @@
           <w:sz w:val="24"/>
           <w:szCs w:val="24"/>
         </w:rPr>
-        <w:t>המקור המרכזי שלי זה הצוות הרפואי, הקרדיולוג, רופאת המשפחה, והדיאטנית של שיקום הלב, שאת ההנחיות שלה אני שומר עד היום בקלסר. אני איש של מסמכים, שלושים שנה בתחזוקה, אני עובד לפי הוראות יצרן, וההוראות שלי הן מה שקיבלתי בשיקום. חוץ מזה אני קורא, יש אתר של אגודת הלב, יש את האתרים של הקופות, כשאני שומע על משהו חדש, תוסף, דיאטה, אני נכנס לבדוק שם או שואל את הרופאה בביקור הבא. אינטרנט חופשי ופייסבוק, אני מאוד זהיר. בגיל שלי מפציצים אותך בפרסומות על כדורי פלא לכולסטרול ועל שיטות להוריד לחץ דם בלי תרופות, ואני מכיר גמלאים שקנו והפסיקו תרופות, אחד מהם חטף אירוע. הכלל שלי פשוט, מי שמנסה למכור לי משהו, אני לא סומך עליו, מי שלא מרוויח ממני כלום, כמו הרופאה שלי, עליו אני סומך. רחל גם מביאה דברים מקבוצת נשים שהיא חברה בה, ואנחנו בודקים ביחד מה רציני. ועוד מקור שאני חייב להזכיר, קבוצת הוואטסאפ של בוגרי שיקום הלב, אנחנו בערך עשרים איש שסיימו ביחד, והקבוצה חיה עד היום, מי שקורא משהו רציני משתף, מי שיש לו תור למומחה שואל אם מישהו מכיר, ופעם בחודש נפגשים לקפה. זו קבוצה של אנשים שכולם באותה סירה, והמידע שעובר שם עבר כבר מסננת של אנשים שלמדו על בשרם להיזהר.</w:t>
+        <w:t>המקור המרכזי שלי זה הצוות הרפואי, הקרדיולוג, רופאת המשפחה, והדיאטנית של שיקום הלב, שאת ההנחיות שלה אני שומר עד היום בקלסר. אני איש של מסמכים, שלושים שנה בתחזוקה, אני עובד לפי הוראות יצרן, וההוראות שלי הן מה שקיבלתי בשיקום. חוץ מזה אני קורא, יש אתר של אגודת הלב, יש את האתרים של הקופות, כשאני שומע על משהו חדש, תוסף, דיאטה, אני נכנס לבדוק שם או שואל את הרופאה בביקור הבא. אינטרנט חופשי ופייסבוק, אני מאוד זהיר. בגיל שלי מפציצים אותך בפרסומות על כדורי פלא לכולסטרול ועל שיטות להוריד לחץ דם בלי תרופות, ואני מכיר גמלאים שקנו והפסיקו תרופות, אחד מהם חטף אירוע. הכלל שלי פשוט, מי שמנסה למכור לי משהו, אני לא סומך עליו, מי שלא מרוויח ממני כלום, כמו הרופאה שלי, עליו אני סומך. אשתי גם מביאה דברים מקבוצת נשים שהיא חברה בה, ואנחנו בודקים ביחד מה רציני. ועוד מקור שאני חייב להזכיר, קבוצת הוואטסאפ של בוגרי שיקום הלב, אנחנו בערך עשרים איש שסיימו ביחד, והקבוצה חיה עד היום, מי שקורא משהו רציני משתף, מי שיש לו תור למומחה שואל אם מישהו מכיר, ופעם בחודש נפגשים לקפה. זו קבוצה של אנשים שכולם באותה סירה, והמידע שעובר שם עבר כבר מסננת של אנשים שלמדו על בשרם להיזהר.</w:t>
       </w:r>
     </w:p>
     <w:p>
@@ -1797,7 +1797,7 @@
           <w:sz w:val="24"/>
           <w:szCs w:val="24"/>
         </w:rPr>
-        <w:t>ערד היא מקום מצוין לאורח חיים בריא, אני אומר את זה בלב שלם. יש טיילת, יש מדרכות רחבות, יש אוויר יבש ונקי שבשבילו אנשים עם אסתמה עוברים לפה, ויש שקט. יש בית גמלאי פעיל עם חוגים, התעמלות לגיל השלישי, יוגה, ברידג' בשביל הראש. יש קבוצת הליכה של גמלאים שנפגשת שלוש פעמים בשבוע, אני מצטרף אליהם לפעמים בשישי. החברים שלי מהעבודה, חלק גדול נשארו בערד, ואנחנו קצת שומרים אחד על השני, אחרי האירוע שלי עוד שניים מהחברה הלכו לעשות בדיקות. רחל כמובן, היא הסביבה הכי חשובה שלי, בלעדיה חצי מהשינוי לא היה קורה. מה חסר, בריכה מקורה פתוחה כל השנה, הבריכה העירונית עובדת בעיקר בקיץ, ושחייה זה הדבר הכי טוב לגב שלי. וקצת חסרים הילדים, שהם רחוקים, בדידות זה גם עניין של בריאות, בשיקום דיברו על זה, וגמלאי שנשאר לבד בבית מול טלוויזיה, הבריאות שלו יורדת מהר. בגלל זה אני ממלא את היומן. ואני רוצה להגיד עוד מילה על ערד, כי מגיע לה, בקיץ, כשכל הארץ נמסה מלחות, אצלנו בערב יש רוח נעימה ואפשר לשבת בחוץ ולנשום, אנשים לא מבינים כמה זה שווה לבריאות, גם ללב וגם לנפש. אנשים שואלים אותנו למה אנחנו לא עוברים למרכז ליד הילדים, ואני עונה, בשביל הבריאות שלי אני צריך את האוויר הזה ואת הטיילת הזאת, הילדים שיבואו אליי.</w:t>
+        <w:t>ערד היא מקום מצוין לאורח חיים בריא, אני אומר את זה בלב שלם. יש טיילת, יש מדרכות רחבות, יש אוויר יבש ונקי שבשבילו אנשים עם אסתמה עוברים לפה, ויש שקט. יש בית גמלאי פעיל עם חוגים, התעמלות לגיל השלישי, יוגה, ברידג' בשביל הראש. יש קבוצת הליכה של גמלאים שנפגשת שלוש פעמים בשבוע, אני מצטרף אליהם לפעמים בשישי. החברים שלי מהעבודה, חלק גדול נשארו בערד, ואנחנו קצת שומרים אחד על השני, אחרי האירוע שלי עוד שניים מהחברה הלכו לעשות בדיקות. אשתי כמובן, היא הסביבה הכי חשובה שלי, בלעדיה חצי מהשינוי לא היה קורה. מה חסר, בריכה מקורה פתוחה כל השנה, הבריכה העירונית עובדת בעיקר בקיץ, ושחייה זה הדבר הכי טוב לגב שלי. וקצת חסרים הילדים, שהם רחוקים, בדידות זה גם עניין של בריאות, בשיקום דיברו על זה, וגמלאי שנשאר לבד בבית מול טלוויזיה, הבריאות שלו יורדת מהר. בגלל זה אני ממלא את היומן. ואני רוצה להגיד עוד מילה על ערד, כי מגיע לה, בקיץ, כשכל הארץ נמסה מלחות, אצלנו בערב יש רוח נעימה ואפשר לשבת בחוץ ולנשום, אנשים לא מבינים כמה זה שווה לבריאות, גם ללב וגם לנפש. אנשים שואלים אותנו למה אנחנו לא עוברים למרכז ליד הילדים, ואני עונה, בשביל הבריאות שלי אני צריך את האוויר הזה ואת הטיילת הזאת, הילדים שיבואו אליי.</w:t>
       </w:r>
     </w:p>
     <w:p>
@@ -1830,7 +1830,7 @@
           <w:sz w:val="24"/>
           <w:szCs w:val="24"/>
         </w:rPr>
-        <w:t>היום, אחרי שהשגרה התייצבה, נשארו לי מעט חסמים, אבל אני זוכר טוב את אלה שהיו, אז אני אדבר על שניהם. פעם החסם הגדול היה העבודה, משמרות מתחלפות הורסות כל שגרה, אתה עובד לילה, ישן ביום, אוכל בשעות משוגעות מהמכונות אוטומטיות, אין סיכוי לספורט קבוע. מי שעובד היום במשמרות, אני מבין אותו לגמרי, המערכת עצמה עובדת נגדו. היה גם חסם של ראש, חשבתי שספורט זה לצעירים ושגבר בן חמישים לא מתחיל פתאום ללכת עם נעלי ספורט, טיפשות שכמעט עלתה לי בחיים. היום החסמים קטנים, הברך שמגבילה אותי בירידות, פתרתי עם מקלות. הקיץ בערד, שהוא קצר יחסית אבל חם, פתרתי עם שעת בוקר מוקדמת. כסף, האמת שלא, הליכה זה חינם, גומיות עלו שמונים שקל, והאוכל הבריא שלנו לא יקר יותר, דגים קפואים ועדשים זה זול מבשר. החסם האמיתי היחיד שנשאר לי הוא כשאני נוסע לילדים במרכז ואין את המסלול שלי, אז ירדתי פעם, ומצאתי פארק לידם. ואם לדייק עד הסוף, יש עוד חסם אחד שהתגברתי עליו וכדאי שתרשמו אותו, הבושה של גבר לדבר על חולשה. אחרי הצנתור לא רציתי שאף אחד יידע, ביקשתי מרחל לא לספר, כאילו לב חולה זה כישלון אישי. לקח לי חצי שנה להבין שההסתרה הזאת מסוכנת, כי מי שמסתיר לא מבקש עזרה. היום אני מדבר על זה בקול, כמו שאתה שומע, וזה חלק מהריפוי.</w:t>
+        <w:t>היום, אחרי שהשגרה התייצבה, נשארו לי מעט חסמים, אבל אני זוכר טוב את אלה שהיו, אז אני אדבר על שניהם. פעם החסם הגדול היה העבודה, משמרות מתחלפות הורסות כל שגרה, אתה עובד לילה, ישן ביום, אוכל בשעות משוגעות מהמכונות אוטומטיות, אין סיכוי לספורט קבוע. מי שעובד היום במשמרות, אני מבין אותו לגמרי, המערכת עצמה עובדת נגדו. היה גם חסם של ראש, חשבתי שספורט זה לצעירים ושגבר בן חמישים לא מתחיל פתאום ללכת עם נעלי ספורט, טיפשות שכמעט עלתה לי בחיים. היום החסמים קטנים, הברך שמגבילה אותי בירידות, פתרתי עם מקלות. הקיץ בערד, שהוא קצר יחסית אבל חם, פתרתי עם שעת בוקר מוקדמת. כסף, האמת שלא, הליכה זה חינם, גומיות עלו שמונים שקל, והאוכל הבריא שלנו לא יקר יותר, דגים קפואים ועדשים זה זול מבשר. החסם האמיתי היחיד שנשאר לי הוא כשאני נוסע לילדים במרכז ואין את המסלול שלי, אז ירדתי פעם, ומצאתי פארק לידם. ואם לדייק עד הסוף, יש עוד חסם אחד שהתגברתי עליו וכדאי שתרשמו אותו, הבושה של גבר לדבר על חולשה. אחרי הצנתור לא רציתי שאף אחד יידע, ביקשתי מאשתי לא לספר, כאילו לב חולה זה כישלון אישי. לקח לי חצי שנה להבין שההסתרה הזאת מסוכנת, כי מי שמסתיר לא מבקש עזרה. היום אני מדבר על זה בקול, כמו שאתה שומע, וזה חלק מהריפוי.</w:t>
       </w:r>
     </w:p>
     <w:p>
@@ -1914,7 +1914,7 @@
           <w:szCs w:val="28"/>
           <w:bCs/>
         </w:rPr>
-        <w:t>ריאיון מספר 4</w:t>
+        <w:t>מרואיין מספר 4</w:t>
       </w:r>
     </w:p>
     <w:p>
@@ -2444,7 +2444,7 @@
           <w:szCs w:val="28"/>
           <w:bCs/>
         </w:rPr>
-        <w:t>ריאיון מספר 5</w:t>
+        <w:t>מרואיין מספר 5</w:t>
       </w:r>
     </w:p>
     <w:p>
@@ -2974,7 +2974,7 @@
           <w:szCs w:val="28"/>
           <w:bCs/>
         </w:rPr>
-        <w:t>ריאיון מספר 6</w:t>
+        <w:t>מרואיין מספר 6</w:t>
       </w:r>
     </w:p>
     <w:p>
@@ -3504,7 +3504,7 @@
           <w:szCs w:val="28"/>
           <w:bCs/>
         </w:rPr>
-        <w:t>ריאיון מספר 7</w:t>
+        <w:t>מרואיין מספר 7</w:t>
       </w:r>
     </w:p>
     <w:p>
@@ -3554,7 +3554,7 @@
           <w:sz w:val="24"/>
           <w:szCs w:val="24"/>
         </w:rPr>
-        <w:t>אני בן 71, גמלאי של משרד החינוך, הייתי מורה למתמטיקה ופיזיקה שלושים וחמש שנה, רובן בתיכון בערד, חינכתי פה חצי עיר, עד היום עוצרים אותי בסופר, שלום המורה. עליתי מרומניה בתור ילד, גדלתי בבאר שבע, ומשנת 1979 אני בערד. נשוי לציפורה כבר ארבעים ושש שנים, שלושה ילדים, שמונה נכדים. היום שלי בנוי טוב, ואני אומר את זה בכוונה, כי בפנסיה או שאתה בונה את היום או שהיום קובר אותך, ראיתי חברים שנפלו לתוך הכורסה ולא קמו ממנה. אני קם בחמש וחצי, בשש ורבע אני עם קבוצת ההליכה, אנחנו שבעה שמונה אנשים קבועים. חוזר בשבע וחצי, ארוחת בוקר, עיתון. שלוש פעמים בשבוע אני מתנדב, אני מלמד מתמטיקה חינם ילדים מתקשים, זה הגאווה שלי בפנסיה. צהריים עם ציפורה, מנוחה, אחר הצהריים שחמט במועדון או הנכדים. בערב חדשות, ספר, ובעשר וחצי אני ישן. שגרה של ברזל, ואני נשבע לך שהיא הסוד. פעמיים בשנה ציפורה ואני נוסעים לטיול מאורגן, בקיץ האחרון היינו בגיאורגיה, הלכתי שם במסלולים של ההרים עם אנשים צעירים ממני בעשרים שנה ולא נשארתי מאחור. אני מספר את זה לא כדי להשוויץ, טוב, גם קצת כדי להשוויץ, אלא כדי להגיד שהשגרה המשעממת של הבקרים היא זו שקונה את ההרפתקאות של החופשות.</w:t>
+        <w:t>אני בן 71, גמלאי של משרד החינוך, הייתי מורה למתמטיקה ופיזיקה שלושים וחמש שנה, רובן בתיכון בערד, חינכתי פה חצי עיר, עד היום עוצרים אותי בסופר, שלום המורה. עליתי מרומניה בתור ילד, גדלתי בבאר שבע, ומשנת 1979 אני בערד. נשוי כבר ארבעים ושש שנים, שלושה ילדים, שמונה נכדים. היום שלי בנוי טוב, ואני אומר את זה בכוונה, כי בפנסיה או שאתה בונה את היום או שהיום קובר אותך, ראיתי חברים שנפלו לתוך הכורסה ולא קמו ממנה. אני קם בחמש וחצי, בשש ורבע אני עם קבוצת ההליכה, אנחנו שבעה שמונה אנשים קבועים. חוזר בשבע וחצי, ארוחת בוקר, עיתון. שלוש פעמים בשבוע אני מתנדב, אני מלמד מתמטיקה חינם ילדים מתקשים, זה הגאווה שלי בפנסיה. צהריים עם אשתי, מנוחה, אחר הצהריים שחמט במועדון או הנכדים. בערב חדשות, ספר, ובעשר וחצי אני ישן. שגרה של ברזל, ואני נשבע לך שהיא הסוד. פעמיים בשנה אשתי ואני נוסעים לטיול מאורגן, בקיץ האחרון היינו בגיאורגיה, הלכתי שם במסלולים של ההרים עם אנשים צעירים ממני בעשרים שנה ולא נשארתי מאחור. אני מספר את זה לא כדי להשוויץ, טוב, גם קצת כדי להשוויץ, אלא כדי להגיד שהשגרה המשעממת של הבקרים היא זו שקונה את ההרפתקאות של החופשות.</w:t>
       </w:r>
     </w:p>
     <w:p>
@@ -3587,7 +3587,7 @@
           <w:sz w:val="24"/>
           <w:szCs w:val="24"/>
         </w:rPr>
-        <w:t>לגילי, אני מצוין, ואני לא אומר את זה מהתרברבות אלא מהבדיקות. יש לי לחץ דם קל שמאוזן עם חצי כדור כבר עשר שנים, וערמונית מוגדלת שמעירה אותי פעם בלילה, על זה תשאל את כל הגברים בגילי. חוץ מזה, הכולסטרול תקין, הסוכר תקין, הלב נבדק לפני שנתיים במבחן מאמץ, הרופא אמר שיש שם מנוע של בן חמישים. אני שוקל שבעים ושניים קילו, אותו משקל כמו בחתונה שלי פלוס שלושה קילו, ואני שומר עליו בקנאות. הראש עובד מצוין, אני פותר בעיות מתמטיקה כל יום עם התלמידים שלי, זה חדר הכושר של המוח. השמיעה קצת ירדה, יש מכשיר, שברתי את היד לפני שלוש שנים בנפילה מאופניים, מאז ירדתי מהאופניים, ציפורה דרשה. אני מכיר את הסטטיסטיקה של גילי, אני הולך להלוויות של חברים יותר מדי בשנים האחרונות, ואני לא לוקח אף בוקר כמובן מאליו. אבל נכון להיום, תודה לאל, אני בן שבעים ואחת שמתפקד כמו בן שישים. אני גם עושה את כל בדיקות הסקר של הגיל בזמן, קולונוסקופיה כשצריך, בדיקות ערמונית, חיסוני שפעת כל שנה. יש בקבוצת ההליכה שלנו אחד שמתגאה שהוא לא היה אצל רופא עשר שנים, ואני אומר לו כל פעם, אתה לא בריא, אתה לא בדוק, זה הבדל של עולם. גיל שבעים ואחת עם בדיקות טובות זו עובדה, בלי בדיקות זו הימור.</w:t>
+        <w:t>לגילי, אני מצוין, ואני לא אומר את זה מהתרברבות אלא מהבדיקות. יש לי לחץ דם קל שמאוזן עם חצי כדור כבר עשר שנים, וערמונית מוגדלת שמעירה אותי פעם בלילה, על זה תשאל את כל הגברים בגילי. חוץ מזה, הכולסטרול תקין, הסוכר תקין, הלב נבדק לפני שנתיים במבחן מאמץ, הרופא אמר שיש שם מנוע של בן חמישים. אני שוקל שבעים ושניים קילו, אותו משקל כמו בחתונה שלי פלוס שלושה קילו, ואני שומר עליו בקנאות. הראש עובד מצוין, אני פותר בעיות מתמטיקה כל יום עם התלמידים שלי, זה חדר הכושר של המוח. השמיעה קצת ירדה, יש מכשיר, שברתי את היד לפני שלוש שנים בנפילה מאופניים, מאז ירדתי מהאופניים, אשתי דרשה. אני מכיר את הסטטיסטיקה של גילי, אני הולך להלוויות של חברים יותר מדי בשנים האחרונות, ואני לא לוקח אף בוקר כמובן מאליו. אבל נכון להיום, תודה לאל, אני בן שבעים ואחת שמתפקד כמו בן שישים. אני גם עושה את כל בדיקות הסקר של הגיל בזמן, קולונוסקופיה כשצריך, בדיקות ערמונית, חיסוני שפעת כל שנה. יש בקבוצת ההליכה שלנו אחד שמתגאה שהוא לא היה אצל רופא עשר שנים, ואני אומר לו כל פעם, אתה לא בריא, אתה לא בדוק, זה הבדל של עולם. גיל שבעים ואחת עם בדיקות טובות זו עובדה, בלי בדיקות זו הימור.</w:t>
       </w:r>
     </w:p>
     <w:p>
@@ -3686,7 +3686,7 @@
           <w:sz w:val="24"/>
           <w:szCs w:val="24"/>
         </w:rPr>
-        <w:t>עוזרים לי שלושה דברים, ואני מדרג אותם לפי חשיבות. הראשון, הקבוצה. בן אדם מפנק את עצמו, אבל לא מאכזב חברים. בבוקר של פברואר, כשקר בחוץ ורוצים להישאר בשמיכה, אני קם כי אני יודע שמוטי ויעקב עומדים בפינה ומחכים לי, ואם לא אבוא יתקשרו לבדוק אם אני חי, וזו לא בדיחה בגילנו, זו חצי מהסיבה שהקבוצה קיימת. השני, השעה הקבועה, ההליכה היא לפני שהיום מתחיל, לפני תירוצים, לפני עייפות, מי שדוחה ספורט לערב, הערב תמיד מלא. השלישי, התוצאות, אני רואה את חבריי בני גילי, מי עם הליכון, מי אחרי צנתור, ואני עוד רץ עם הנכדים, ההשוואה הזאת היא דלק. מה מפריע, מעט. מזג אוויר קיצוני, בערד יש ימים של רוח שמפילה, אז הולכים בין הבניינים במקום בטיילת. מחלות, כשיש שפעת שוברים שגרה. והיד ההיא שנשברה השביתה אותי חודשיים, שבהם למדתי כמה מהר הגוף מאבד, חזרתי כמו טירון. חוץ מזה, אחרי שתים עשרה שנים, אין כבר שאלה של מוטיבציה, יש לוח זמנים. ופעם אחת באמת כמעט נשברה השגרה, אחרי שנפטר חבר קרוב מהקבוצה, שבועיים לא הלכתי, לא היה לי כוח לראות את הפינה שהוא היה מחכה בה. ואז יעקב התקשר ואמר לי, דוד היה כועס עליך שאתה יושב בבית בגללו, ולמחרת חזרתי. גם את זה נותנת קבוצה, מישהו שיודע בדיוק איזה משפט להגיד לך ומתי.</w:t>
+        <w:t>עוזרים לי שלושה דברים, ואני מדרג אותם לפי חשיבות. הראשון, הקבוצה. בן אדם מפנק את עצמו, אבל לא מאכזב חברים. בבוקר של פברואר, כשקר בחוץ ורוצים להישאר בשמיכה, אני קם כי אני יודע שמוטי ויעקב עומדים בפינה ומחכים לי, ואם לא אבוא יתקשרו לבדוק אם אני חי, וזו לא בדיחה בגילנו, זו חצי מהסיבה שהקבוצה קיימת. השני, השעה הקבועה, ההליכה היא לפני שהיום מתחיל, לפני תירוצים, לפני עייפות, מי שדוחה ספורט לערב, הערב תמיד מלא. השלישי, התוצאות, אני רואה את חבריי בני גילי, מי עם הליכון, מי אחרי צנתור, ואני עוד רץ עם הנכדים, ההשוואה הזאת היא דלק. מה מפריע, מעט. מזג אוויר קיצוני, בערד יש ימים של רוח שמפילה, אז הולכים בין הבניינים במקום בטיילת. מחלות, כשיש שפעת שוברים שגרה. והיד ההיא שנשברה השביתה אותי חודשיים, שבהם למדתי כמה מהר הגוף מאבד, חזרתי כמו טירון. חוץ מזה, אחרי שתים עשרה שנים, אין כבר שאלה של מוטיבציה, יש לוח זמנים. ופעם אחת באמת כמעט נשברה השגרה, אחרי שנפטר חבר קרוב מהקבוצה, שבועיים לא הלכתי, לא היה לי כוח לראות את הפינה שהוא היה מחכה בה. ואז אחד החברים מהקבוצה התקשר ואמר לי שהחבר שנפטר היה כועס עליי אילו ראה אותי יושב בבית בגללו, ולמחרת חזרתי. גם את זה נותנת קבוצה, מישהו שיודע בדיוק איזה משפט להגיד לך ומתי.</w:t>
       </w:r>
     </w:p>
     <w:p>
@@ -3719,7 +3719,7 @@
           <w:sz w:val="24"/>
           <w:szCs w:val="24"/>
         </w:rPr>
-        <w:t>התזונה שלי משעממת להפליא, ואני גאה בזה. בוקר, אחרי ההליכה, דייסת קוואקר עם חלב, כף צימוקים וכמה אגוזי מלך, קפה אחד. אותה ארוחה עשרים שנה, אל תבקש גיוון, הגוף שלי והקוואקר חתמו חוזה. צהריים, הארוחה הגדולה, ציפורה ואני מתחלקים בבישול, יש לנו רוטציה של שבוע, עוף בתנור, דג, קציצות ירק, מרק, תמיד ירקות מבושלים וסלט, פחמימה אחת, אורז או תפוח אדמה או קוסקוס, במידה. אני אוכל לאט, הרגל של מורה שלמד לאכול בעשר דקות הפסקה והחליט בפנסיה לנקום, היום ארוחה אצלי זה ארבעים דקות עם שיחה. ארבע אחר הצהריים, קפה שני ופרי, לפעמים ביסקוויט אחד, אחד. ערב, קל מאוד, סלט וגבינה או ביצה, לפני שבע, אחרי שבע המטבח סגור אצלנו, הרגל ששמר עליי מהכרס של הפנסיונרים. חריגות יש, שישי אצל הבת בבאר שבע, החמין של המחותנת, אירועים, ואני חורג בשמחה ובלי ייסורים, כי אני יודע שביום ראשון השגרה תופסת אותי חזרה. הסוד הוא לא השלמות, הסוד הוא הממוצע. ועוד וידוי קטן בענייני אוכל, יש לי מגירה של קוביות שוקולד מריר, שבעים אחוז, ואני לוקח אחת בכל ערב אחרי החדשות, קבוע, בלי יוצא מן הכלל. הנכדים יודעים שאסור לגעת במגירה של סבא. הרופא אישר, ציפורה מגלגלת עיניים, ואני טוען שקוביית שוקולד אחת ביום שומרת על שפיות, והשפיות, כידוע, שומרת על הלב.</w:t>
+        <w:t>התזונה שלי משעממת להפליא, ואני גאה בזה. בוקר, אחרי ההליכה, דייסת קוואקר עם חלב, כף צימוקים וכמה אגוזי מלך, קפה אחד. אותה ארוחה עשרים שנה, אל תבקש גיוון, הגוף שלי והקוואקר חתמו חוזה. צהריים, הארוחה הגדולה, אשתי ואני מתחלקים בבישול, יש לנו רוטציה של שבוע, עוף בתנור, דג, קציצות ירק, מרק, תמיד ירקות מבושלים וסלט, פחמימה אחת, אורז או תפוח אדמה או קוסקוס, במידה. אני אוכל לאט, הרגל של מורה שלמד לאכול בעשר דקות הפסקה והחליט בפנסיה לנקום, היום ארוחה אצלי זה ארבעים דקות עם שיחה. ארבע אחר הצהריים, קפה שני ופרי, לפעמים ביסקוויט אחד, אחד. ערב, קל מאוד, סלט וגבינה או ביצה, לפני שבע, אחרי שבע המטבח סגור אצלנו, הרגל ששמר עליי מהכרס של הפנסיונרים. חריגות יש, שישי אצל הבת בבאר שבע, החמין של המחותנת, אירועים, ואני חורג בשמחה ובלי ייסורים, כי אני יודע שביום ראשון השגרה תופסת אותי חזרה. הסוד הוא לא השלמות, הסוד הוא הממוצע. ועוד וידוי קטן בענייני אוכל, יש לי מגירה של קוביות שוקולד מריר, שבעים אחוז, ואני לוקח אחת בכל ערב אחרי החדשות, קבוע, בלי יוצא מן הכלל. הנכדים יודעים שאסור לגעת במגירה של סבא. הרופא אישר, אשתי מגלגלת עיניים, ואני טוען שקוביית שוקולד אחת ביום שומרת על שפיות, והשפיות, כידוע, שומרת על הלב.</w:t>
       </w:r>
     </w:p>
     <w:p>
@@ -3752,7 +3752,7 @@
           <w:sz w:val="24"/>
           <w:szCs w:val="24"/>
         </w:rPr>
-        <w:t>השינויים הגדולים אצלי נעשו מזמן, בגיל חמישים בערך, כשחבר טוב שלי, מורה איתי בבית ספר, נפל מהתקף לב בחדר מורים, בן חמישים ושתיים, מול העיניים שלנו. זה היה הרעש שהעיר אותי. עד אז אכלתי כמו כולם בשנות התשעים, לבן על לבן, נקניק, צהובה בשלוש בבוקר. אחרי ההלוויה ציפורה ואני ישבנו ועשינו רשימה, ירדנו מהנקניקים ומהמטוגנים, עברנו ללחם מלא כשעוד לא היה אופנתי, התחלנו לבשל יותר דגים, והתחלתי ללכת, לבד אז, הקבוצה באה אחר כך. מאז, בעשרים השנים האחרונות, השינויים היו עדינים, כיוונון, לא מהפכה. אחרי גיל שישים וחמש הקטנתי את מנות הערב, כי ראיתי שהמשקל מטפס גם בלי לשנות כלום, חילוף החומרים מאט, זו פיזיקה, פחות שריפה צריך פחות דלק. הוספתי את האגוזים לבוקר אחרי שקראתי על זה מחקר רציני. והורדתי מלח כשלחץ הדם עלה, בישול עם לימון ושום במקום. אני לא רודף אופנות תזונה, קוואקר שרד אצלי את כל הדיאטות שבאו והלכו, הקטו, הצומות, כולן חלפו, הקוואקר נשאר. ומי שחושב שאי אפשר לשנות הרגלים אחרי גיל חמישים, שיסתכל עליי, את השינוי הגדול עשיתי בגיל חמישים, ואת ההרגל של תרגילי שיווי המשקל הוספתי בגיל שישים ושמונה, אחרי היד. המוח לומד כל עוד מלמדים אותו, זה נכון למתמטיקה וזה נכון לקוואקר. התירוץ של הגיל הוא התירוץ הכי עצלן שיש, ואני שומע אותו הכי הרבה דווקא מבני חמישים.</w:t>
+        <w:t>השינויים הגדולים אצלי נעשו מזמן, בגיל חמישים בערך, כשחבר טוב שלי, מורה איתי בבית ספר, נפל מהתקף לב בחדר מורים, בן חמישים ושתיים, מול העיניים שלנו. זה היה הרעש שהעיר אותי. עד אז אכלתי כמו כולם בשנות התשעים, לבן על לבן, נקניק, צהובה בשלוש בבוקר. אחרי ההלוויה אשתי ואני ישבנו ועשינו רשימה, ירדנו מהנקניקים ומהמטוגנים, עברנו ללחם מלא כשעוד לא היה אופנתי, התחלנו לבשל יותר דגים, והתחלתי ללכת, לבד אז, הקבוצה באה אחר כך. מאז, בעשרים השנים האחרונות, השינויים היו עדינים, כיוונון, לא מהפכה. אחרי גיל שישים וחמש הקטנתי את מנות הערב, כי ראיתי שהמשקל מטפס גם בלי לשנות כלום, חילוף החומרים מאט, זו פיזיקה, פחות שריפה צריך פחות דלק. הוספתי את האגוזים לבוקר אחרי שקראתי על זה מחקר רציני. והורדתי מלח כשלחץ הדם עלה, בישול עם לימון ושום במקום. אני לא רודף אופנות תזונה, קוואקר שרד אצלי את כל הדיאטות שבאו והלכו, הקטו, הצומות, כולן חלפו, הקוואקר נשאר. ומי שחושב שאי אפשר לשנות הרגלים אחרי גיל חמישים, שיסתכל עליי, את השינוי הגדול עשיתי בגיל חמישים, ואת ההרגל של תרגילי שיווי המשקל הוספתי בגיל שישים ושמונה, אחרי היד. המוח לומד כל עוד מלמדים אותו, זה נכון למתמטיקה וזה נכון לקוואקר. התירוץ של הגיל הוא התירוץ הכי עצלן שיש, ואני שומע אותו הכי הרבה דווקא מבני חמישים.</w:t>
       </w:r>
     </w:p>
     <w:p>
@@ -3785,7 +3785,7 @@
           <w:sz w:val="24"/>
           <w:szCs w:val="24"/>
         </w:rPr>
-        <w:t>אני עצמי, כאמור, רק לחץ דם קל, אבל המשפחה שלי היא שיעור בגנטיקה וגם בסביבה. אבא שלי נפטר בגיל שישים ושמונה מהתקף לב שני, אימא שלי חיה עד תשעים ואחת, צלולה עד הסוף, אז יש לי שתי ירושות מתחרות ואני עושה הכול כדי לממש את של אימא. אח שלי הגדול, שנשאר בהרגלים של פעם, סוכרתי ואחרי מעקפים, גר בנתניה, אנחנו מדברים כל שבוע, חצי מהשיחה על רופאים. ההשפעה הכי כואבת היא סביבי, לא בתוכי, בגילי המחלות הכרוניות הן נוף החיים, מהקבוצה המקורית של ההליכה איבדנו אחד לסרטן, אחד עבר לדיור מוגן אחרי אירוע מוחי, שלושה מהחברים הכי טובים שלי סוכרתיים, ואני רואה איך המחלה מכווצת להם את החיים, אחד כבר לא נוסע לחו"ל כי מפחד להתרחק מהרופאים. ועל ציפורה גיליתי לפני שנתיים טרום סוכרת, וזה נכנס הביתה, מאז אני שוטר הסוכר שלה והיא סובלת אותי בחיוך, הורדנו את העוגות מהבית חוץ משבת. אז זה משפיע, בני, זה משפיע על כולנו, השאלה רק אם מהצד של החולה או של השומר. ויש עוד השפעה אחת של כל המחלות מסביב שאני חייב לציין, הן לימדו אותי הכרת תודה. כל בוקר שאני קם בלי כאב, הולך את החמישה קילומטר שלי ושותה קפה עם ציפורה, אני יודע בדיוק כמה זה לא מובן מאליו, כי אני רואה מה קורה לחברים שלי. בגיל שלי הבריאות מפסיקה להיות רקע ונהיית מתנה שסופרים אותה כל יום מחדש.</w:t>
+        <w:t>אני עצמי, כאמור, רק לחץ דם קל, אבל המשפחה שלי היא שיעור בגנטיקה וגם בסביבה. אבא שלי נפטר בגיל שישים ושמונה מהתקף לב שני, אימא שלי חיה עד תשעים ואחת, צלולה עד הסוף, אז יש לי שתי ירושות מתחרות ואני עושה הכול כדי לממש את של אימא. אח שלי הגדול, שנשאר בהרגלים של פעם, סוכרתי ואחרי מעקפים, גר בנתניה, אנחנו מדברים כל שבוע, חצי מהשיחה על רופאים. ההשפעה הכי כואבת היא סביבי, לא בתוכי, בגילי המחלות הכרוניות הן נוף החיים, מהקבוצה המקורית של ההליכה איבדנו אחד לסרטן, אחד עבר לדיור מוגן אחרי אירוע מוחי, שלושה מהחברים הכי טובים שלי סוכרתיים, ואני רואה איך המחלה מכווצת להם את החיים, אחד כבר לא נוסע לחו"ל כי מפחד להתרחק מהרופאים. ועל אשתי גיליתי לפני שנתיים טרום סוכרת, וזה נכנס הביתה, מאז אני שוטר הסוכר שלה והיא סובלת אותי בחיוך, הורדנו את העוגות מהבית חוץ משבת. אז זה משפיע, בני, זה משפיע על כולנו, השאלה רק אם מהצד של החולה או של השומר. ויש עוד השפעה אחת של כל המחלות מסביב שאני חייב לציין, הן לימדו אותי הכרת תודה. כל בוקר שאני קם בלי כאב, הולך את החמישה קילומטר שלי ושותה קפה עם אשתי, אני יודע בדיוק כמה זה לא מובן מאליו, כי אני רואה מה קורה לחברים שלי. בגיל שלי הבריאות מפסיקה להיות רקע ונהיית מתנה שסופרים אותה כל יום מחדש.</w:t>
       </w:r>
     </w:p>
     <w:p>
@@ -3917,7 +3917,7 @@
           <w:sz w:val="24"/>
           <w:szCs w:val="24"/>
         </w:rPr>
-        <w:t>הסביבה שלי היא נכס בריאותי ממדרגה ראשונה, ואני מודע לזה שזו זכות. ערד עיר של הולכים, מרחקים קצרים, מדרכות, אוויר צלול, הטיילת עם הנוף למכתש שבשבילו תיירים משלמים ואני מקבל כל בוקר חינם. יש בית גמלאי פעיל, מועדון שחמט, ספרייה עירונית שאני חבר בה חמישים שנה. הקבוצה שלי, שכבר דיברתי עליה, היא רשת ביטחון חברתית ובריאותית. ציפורה, שהיא השותפה לכל השגרה, אוכלים אותו דבר, הולכים לישון באותה שעה, בריאות של זוג היא פרויקט משותף, אי אפשר אחרת. הילדים והנכדים במרחק שעה, באים בשבתות, וזה מזון לנפש. החיסרון של ערד, והוא אמיתי, שהיא מתרוקנת מצעירים ומזדקנת, שירותי הרפואה המומחית התדלדלו, לקרדיולוג נוסעים לבאר שבע, ובית החולים במרחק ארבעים וחמש דקות, שבגיל שלי זה נתון שחושבים עליו. ועוד חיסרון, שהחברים הולכים ומתמעטים, וכל הלוויה מקטינה את הקבוצה. אבל במאזן הכולל, אני לא חושב שהייתי בריא כמו שאני בעיר אחרת. המקום הזה שומר עליי. ועוד יתרון של העיר הקטנה שנזכרתי בו, כולם מכירים את כולם, וזה מנגנון בריאות בפני עצמו, כשלא הופעתי פעם לשחמט, בעל המכולת שאל את ציפורה אם אני בסדר עוד לפני שהחברים שאלו. בעיר גדולה אדם יכול ליפול בבית ולא ישימו לב יומיים, אצלנו שמים לב עד הצהריים. עין קהילתית, ככה אני קורא לזה, והיא שווה מערכת התרעה שלמה.</w:t>
+        <w:t>הסביבה שלי היא נכס בריאותי ממדרגה ראשונה, ואני מודע לזה שזו זכות. ערד עיר של הולכים, מרחקים קצרים, מדרכות, אוויר צלול, הטיילת עם הנוף למכתש שבשבילו תיירים משלמים ואני מקבל כל בוקר חינם. יש בית גמלאי פעיל, מועדון שחמט, ספרייה עירונית שאני חבר בה חמישים שנה. הקבוצה שלי, שכבר דיברתי עליה, היא רשת ביטחון חברתית ובריאותית. אשתי, שהיא השותפה לכל השגרה, אוכלים אותו דבר, הולכים לישון באותה שעה, בריאות של זוג היא פרויקט משותף, אי אפשר אחרת. הילדים והנכדים במרחק שעה, באים בשבתות, וזה מזון לנפש. החיסרון של ערד, והוא אמיתי, שהיא מתרוקנת מצעירים ומזדקנת, שירותי הרפואה המומחית התדלדלו, לקרדיולוג נוסעים לבאר שבע, ובית החולים במרחק ארבעים וחמש דקות, שבגיל שלי זה נתון שחושבים עליו. ועוד חיסרון, שהחברים הולכים ומתמעטים, וכל הלוויה מקטינה את הקבוצה. אבל במאזן הכולל, אני לא חושב שהייתי בריא כמו שאני בעיר אחרת. המקום הזה שומר עליי. ועוד יתרון של העיר הקטנה שנזכרתי בו, כולם מכירים את כולם, וזה מנגנון בריאות בפני עצמו, כשלא הופעתי פעם לשחמט, בעל המכולת שאל את אשתי אם אני בסדר עוד לפני שהחברים שאלו. בעיר גדולה אדם יכול ליפול בבית ולא ישימו לב יומיים, אצלנו שמים לב עד הצהריים. עין קהילתית, ככה אני קורא לזה, והיא שווה מערכת התרעה שלמה.</w:t>
       </w:r>
     </w:p>
     <w:p>
@@ -3950,7 +3950,7 @@
           <w:sz w:val="24"/>
           <w:szCs w:val="24"/>
         </w:rPr>
-        <w:t>בגילי החסמים משנים צורה, הם כבר לא זמן וכסף, הם גוף וגורל. החסם הראשון הוא הגוף שנשחק, היד שנשברה לימדה אותי שכל פציעה בגיל הזה היא מדרון, חודשיים בגבס עלו לי בכוח שלקח חצי שנה להחזיר, ומאז אני מתאמן גם בזהירות, ירדתי מהאופניים, אני נועל נעליים עם סוליה טובה, מחזיק במעקה. השני הוא הרפואה שהתרחקה, כל בדיקה אצל מומחה היא נסיעה לבאר שבע, וכשאתה כבר לא נוהג בכיף בלילה, זה חסם אמיתי. השלישי, והכי קשה לדבר עליו, הוא ההתמעטות, החברים שהולכים, והפיתוי אחרי כל אבידה להצטמצם, לצאת פחות, להתראות פחות, וזה המדרון המסוכן באמת, כי בדידות הורגת לא פחות מכולסטרול, קראתי את המחקרים. אני נלחם בזה בשיטתיות, ממלא כל חור ביומן. מה שכבר לא חסם אצלי, הרגלים, אחרי עשרים שנה השגרה נושאת את עצמה, כוח ההתמדה הוא כמו ריבית דריבית, ההתחלה קשה והמשך משלם דיבידנדים. הלוואי שמישהו היה מסביר לי את זה בגיל שלושים. ועוד חסם עתידי שאני כבר נערך אליו בהיגיון קר, היום שבו אחד מאיתנו, אני או ציפורה, יישאר לבד. ראיתי מה קורה לאלמנים בגילי, הבריאות קורסת בשנה הראשונה, לא מהצער בלבד אלא מהתפרקות השגרה, אין בשביל מי לבשל, אין עם מי ללכת. בגלל זה אני שומר על השגרות שלי עצמאיות, הקבוצה שלי, ההתנדבות שלי, שאם חלילה יבוא היום, יהיה לשגרה על מה לעמוד. זה לא שחור להגיד את זה, זו הנדסה.</w:t>
+        <w:t>בגילי החסמים משנים צורה, הם כבר לא זמן וכסף, הם גוף וגורל. החסם הראשון הוא הגוף שנשחק, היד שנשברה לימדה אותי שכל פציעה בגיל הזה היא מדרון, חודשיים בגבס עלו לי בכוח שלקח חצי שנה להחזיר, ומאז אני מתאמן גם בזהירות, ירדתי מהאופניים, אני נועל נעליים עם סוליה טובה, מחזיק במעקה. השני הוא הרפואה שהתרחקה, כל בדיקה אצל מומחה היא נסיעה לבאר שבע, וכשאתה כבר לא נוהג בכיף בלילה, זה חסם אמיתי. השלישי, והכי קשה לדבר עליו, הוא ההתמעטות, החברים שהולכים, והפיתוי אחרי כל אבידה להצטמצם, לצאת פחות, להתראות פחות, וזה המדרון המסוכן באמת, כי בדידות הורגת לא פחות מכולסטרול, קראתי את המחקרים. אני נלחם בזה בשיטתיות, ממלא כל חור ביומן. מה שכבר לא חסם אצלי, הרגלים, אחרי עשרים שנה השגרה נושאת את עצמה, כוח ההתמדה הוא כמו ריבית דריבית, ההתחלה קשה והמשך משלם דיבידנדים. הלוואי שמישהו היה מסביר לי את זה בגיל שלושים. ועוד חסם עתידי שאני כבר נערך אליו בהיגיון קר, היום שבו אחד מאיתנו, אני או אשתי, יישאר לבד. ראיתי מה קורה לאלמנים בגילי, הבריאות קורסת בשנה הראשונה, לא מהצער בלבד אלא מהתפרקות השגרה, אין בשביל מי לבשל, אין עם מי ללכת. בגלל זה אני שומר על השגרות שלי עצמאיות, הקבוצה שלי, ההתנדבות שלי, שאם חלילה יבוא היום, יהיה לשגרה על מה לעמוד. זה לא שחור להגיד את זה, זו הנדסה.</w:t>
       </w:r>
     </w:p>
     <w:p>
@@ -4034,7 +4034,7 @@
           <w:szCs w:val="28"/>
           <w:bCs/>
         </w:rPr>
-        <w:t>ריאיון מספר 8</w:t>
+        <w:t>מרואיין מספר 8</w:t>
       </w:r>
     </w:p>
     <w:p>
@@ -4564,7 +4564,7 @@
           <w:szCs w:val="28"/>
           <w:bCs/>
         </w:rPr>
-        <w:t>ריאיון מספר 9</w:t>
+        <w:t>מרואיין מספר 9</w:t>
       </w:r>
     </w:p>
     <w:p>
@@ -5094,7 +5094,7 @@
           <w:szCs w:val="28"/>
           <w:bCs/>
         </w:rPr>
-        <w:t>ריאיון מספר 10</w:t>
+        <w:t>מרואיין מספר 10</w:t>
       </w:r>
     </w:p>
     <w:p>
@@ -5624,7 +5624,7 @@
           <w:szCs w:val="28"/>
           <w:bCs/>
         </w:rPr>
-        <w:t>ריאיון מספר 11</w:t>
+        <w:t>מרואיין מספר 11</w:t>
       </w:r>
     </w:p>
     <w:p>
@@ -6154,7 +6154,7 @@
           <w:szCs w:val="28"/>
           <w:bCs/>
         </w:rPr>
-        <w:t>ריאיון מספר 12</w:t>
+        <w:t>מרואיין מספר 12</w:t>
       </w:r>
     </w:p>
     <w:p>
@@ -6204,7 +6204,7 @@
           <w:sz w:val="24"/>
           <w:szCs w:val="24"/>
         </w:rPr>
-        <w:t>אני בת 61, גרה בערד שלושים וחמש שנה, עליתי מברית המועצות לשעבר ב-1991, מקייב, הייתי שם הנדסאית, פה עבדתי בכל מיני עבודות ומזה חמש עשרה שנה אני עובדת בחנות בגדים במרכז המסחרי, היום בחצי משרה, ארבע שעות בבוקר. נשואה לגנאדי, שני ילדים גדולים, בת בבאר שבע ובן שהיגר לקנדה. לפני שנתיים וחצי גנאדי עבר אירוע מוחי, בן שישים וארבע היה אז, ומאז החיים שלנו התחלפו למשהו אחר. הוא משוקם חלקית, הולך עם מקל, היד השמאלית חלשה, והדיבור חזר כמעט לגמרי, ברוך השם. היום שלי, קמה בשש, מסדרת אותו, תרופות, ארוחת בוקר, בשמונה וחצי אני בחנות, בשתיים חוזרת, ומשם הכול סביבו, פיזיותרפיה פעמיים בשבוע שאני מסיעה אותו, בישול, רופאים, טפסים. ובשש בערב, שלוש פעמים בשבוע, שעה אחת שהיא שלי, קבוצת הליכה של הקופה שהצטרפתי אליה לפני חצי שנה. זה היום שלי, עבודה, בית, גנאדי, והשעה הזאת. פעם בחודש, בשבת, הבת שלי באה ולוקחת פיקוד על אבא שלה, ואני נוסעת לבאר שבע ליום שלם שלי, מספרה, קניות, בית קפה עם ספר. את היום הזה קבעה הפסיכולוגית של השיקום, היא אמרה לי, זו לא מותרות, זו תחזוקה של המטפלת, ואני מצטטת אותה לכל מי שמרים גבה.</w:t>
+        <w:t>אני בת 61, גרה בערד שלושים וחמש שנה, עליתי מברית המועצות לשעבר ב-1991, מקייב, הייתי שם הנדסאית, פה עבדתי בכל מיני עבודות ומזה חמש עשרה שנה אני עובדת בחנות בגדים במרכז המסחרי, היום בחצי משרה, ארבע שעות בבוקר. נשואה, שני ילדים גדולים, בת בבאר שבע ובן שהיגר לקנדה. לפני שנתיים וחצי בעלי עבר אירוע מוחי, בן שישים וארבע היה אז, ומאז החיים שלנו התחלפו למשהו אחר. הוא משוקם חלקית, הולך עם מקל, היד השמאלית חלשה, והדיבור חזר כמעט לגמרי, ברוך השם. היום שלי, קמה בשש, מסדרת אותו, תרופות, ארוחת בוקר, בשמונה וחצי אני בחנות, בשתיים חוזרת, ומשם הכול סביבו, פיזיותרפיה פעמיים בשבוע שאני מסיעה אותו, בישול, רופאים, טפסים. ובשש בערב, שלוש פעמים בשבוע, שעה אחת שהיא שלי, קבוצת הליכה של הקופה שהצטרפתי אליה לפני חצי שנה. זה היום שלי, עבודה, בית, בעלי, והשעה הזאת. פעם בחודש, בשבת, הבת שלי באה ולוקחת פיקוד על אבא שלה, ואני נוסעת לבאר שבע ליום שלם שלי, מספרה, קניות, בית קפה עם ספר. את היום הזה קבעה הפסיכולוגית של השיקום, היא אמרה לי, זו לא מותרות, זו תחזוקה של המטפלת, ואני מצטטת אותה לכל מי שמרים גבה.</w:t>
       </w:r>
     </w:p>
     <w:p>
@@ -6237,7 +6237,7 @@
           <w:sz w:val="24"/>
           <w:szCs w:val="24"/>
         </w:rPr>
-        <w:t>שאלה טובה, שכמעט אף אחד לא שואל אותי, כולם שואלים מה שלום גנאדי. אני, על הנייר, בסדר יחסית, יש לי יתר לחץ דם שהתגלה שנה אחרי האירוע שלו, הרופאה אמרה שזה לא מקרה, שאצל בני זוג מטפלים זה מגיע עם הטריטוריה, אני לוקחת כדור אחד בבוקר וזה מאוזן. הכולסטרול גבולי. המשקל עלה לי שמונה קילו מאז האירוע שלו, אכילה של לילות מול הטלוויזיה כשהוא ישן, ובחצי שנה האחרונה, מאז ההליכה, ירדו שלושה מהם. אבל האמת על הבריאות שלי היא לא במספרים, היא בעייפות, שנתיים וחצי אני ישנה עם אוזן אחת פתוחה, קמה אליו בלילה, דואגת בכל פעם שהוא משתעל, והייתה תקופה, בשנה הראשונה, שהייתי בוכה במקלחת כל בוקר ומחייכת בחנות כל צהריים. הרופאה שלי, כשבאתי אליה עם לחץ הדם, אמרה לי משפט שלא שכחתי, היא אמרה, המטפלים הם החולים הבאים אם לא שומרים עליהם. מאז אני מנסה לשמור על עצמי קצת, וזה בדיוק הסיפור של קבוצת ההליכה. והוספתי לעצמי השנה גם בדיקות מסודרות, פעם ראשונה מזה שנים עשיתי את כל הסקר של הגיל, כולל הדברים שדחיתי, כי הבנתי דבר פשוט, אם אני נופלת, גנאדי נופל איתי, אין לנו גיבוי. אז הבדיקות שלי הן עכשיו חלק מהטיפול בו, ככה אני מסבירה את זה לעצמי, וזה עוזר לי לא לוותר עליהן.</w:t>
+        <w:t>שאלה טובה, שכמעט אף אחד לא שואל אותי, כולם שואלים מה שלום בעלי. אני, על הנייר, בסדר יחסית, יש לי יתר לחץ דם שהתגלה שנה אחרי האירוע שלו, הרופאה אמרה שזה לא מקרה, שאצל בני זוג מטפלים זה מגיע עם הטריטוריה, אני לוקחת כדור אחד בבוקר וזה מאוזן. הכולסטרול גבולי. המשקל עלה לי שמונה קילו מאז האירוע שלו, אכילה של לילות מול הטלוויזיה כשהוא ישן, ובחצי שנה האחרונה, מאז ההליכה, ירדו שלושה מהם. אבל האמת על הבריאות שלי היא לא במספרים, היא בעייפות, שנתיים וחצי אני ישנה עם אוזן אחת פתוחה, קמה אליו בלילה, דואגת בכל פעם שהוא משתעל, והייתה תקופה, בשנה הראשונה, שהייתי בוכה במקלחת כל בוקר ומחייכת בחנות כל צהריים. הרופאה שלי, כשבאתי אליה עם לחץ הדם, אמרה לי משפט שלא שכחתי, היא אמרה, המטפלים הם החולים הבאים אם לא שומרים עליהם. מאז אני מנסה לשמור על עצמי קצת, וזה בדיוק הסיפור של קבוצת ההליכה. והוספתי לעצמי השנה גם בדיקות מסודרות, פעם ראשונה מזה שנים עשיתי את כל הסקר של הגיל, כולל הדברים שדחיתי, כי הבנתי דבר פשוט, אם אני נופלת, בעלי נופל איתי, אין לנו גיבוי. אז הבדיקות שלי הן עכשיו חלק מהטיפול בו, ככה אני מסבירה את זה לעצמי, וזה עוזר לי לא לוותר עליהן.</w:t>
       </w:r>
     </w:p>
     <w:p>
@@ -6270,7 +6270,7 @@
           <w:sz w:val="24"/>
           <w:szCs w:val="24"/>
         </w:rPr>
-        <w:t>פעם הייתי עונה לך כמו מהספר, ספורט, ירקות, לא לעשן. היום, אחרי מה שעברנו, ההגדרה שלי אחרת לגמרי. אורח חיים בריא זה לא לחכות. גנאדי שלי היה איש חזק, עבד באחזקה במפעל, ותמיד הכול נדחה, את לחץ הדם שלו הוא ידע עשר שנים ולקח כדורים חצי מהזמן, לבדיקת דופק לא סדיר שהרופא ביקש הוא לא הלך, יהיה בסדר, אמר, אני מרגיש מצוין, זה המשפט שאני הכי שונאת בעולם היום, אני מרגיש מצוין. והאירוע בא בבוקר אחד רגיל, בין הקפה לחדשות. אז ההגדרה שלי, אורח חיים בריא זה להתייחס לגוף ברצינות לפני שהוא מכריח אותך, לקחת את התרופות כמו שעון, ללכת לבדיקות גם כשמרגישים מצוין, לזוז כל יום, לאכול כמו בן אדם ולא כמו כיבוי שריפות, ולשמור על הנפש, כי ראיתי על עצמי איך דאגה שוחקת גוף לא פחות משומן. ועוד דבר נכנס לי להגדרה, שלא היה בה פעם, לבקש עזרה בזמן, גם זה בריאות, אולי הכי חשוב שבהם. ויש בהגדרה שלי היום גם מקום לשמחה, שלא היה בה פעם, למדתי שגוף שלא שמח לא מבריא. אנחנו שמים מוזיקה ורוקדים קצת במטבח, גנאדי עם המקל שלו, אני לידו, הרופאה בשיקום אמרה שזה תרגול מצוין לשיווי משקל, ואני חושדת שהיא התכוונה גם לנשמה. שרים ברוסית, שירים של הנעורים שלנו, וזה שווה כמו תרופה.</w:t>
+        <w:t>פעם הייתי עונה לך כמו מהספר, ספורט, ירקות, לא לעשן. היום, אחרי מה שעברנו, ההגדרה שלי אחרת לגמרי. אורח חיים בריא זה לא לחכות. בעלי היה איש חזק, עבד באחזקה במפעל, ותמיד הכול נדחה, את לחץ הדם שלו הוא ידע עשר שנים ולקח כדורים חצי מהזמן, לבדיקת דופק לא סדיר שהרופא ביקש הוא לא הלך, יהיה בסדר, אמר, אני מרגיש מצוין, זה המשפט שאני הכי שונאת בעולם היום, אני מרגיש מצוין. והאירוע בא בבוקר אחד רגיל, בין הקפה לחדשות. אז ההגדרה שלי, אורח חיים בריא זה להתייחס לגוף ברצינות לפני שהוא מכריח אותך, לקחת את התרופות כמו שעון, ללכת לבדיקות גם כשמרגישים מצוין, לזוז כל יום, לאכול כמו בן אדם ולא כמו כיבוי שריפות, ולשמור על הנפש, כי ראיתי על עצמי איך דאגה שוחקת גוף לא פחות משומן. ועוד דבר נכנס לי להגדרה, שלא היה בה פעם, לבקש עזרה בזמן, גם זה בריאות, אולי הכי חשוב שבהם. ויש בהגדרה שלי היום גם מקום לשמחה, שלא היה בה פעם, למדתי שגוף שלא שמח לא מבריא. אנחנו שמים מוזיקה ורוקדים קצת במטבח, בעלי עם המקל שלו, אני לידו, הרופאה בשיקום אמרה שזה תרגול מצוין לשיווי משקל, ואני חושדת שהיא התכוונה גם לנשמה. שרים ברוסית, שירים של הנעורים שלנו, וזה שווה כמו תרופה.</w:t>
       </w:r>
     </w:p>
     <w:p>
@@ -6303,7 +6303,7 @@
           <w:sz w:val="24"/>
           <w:szCs w:val="24"/>
         </w:rPr>
-        <w:t>היום יש לה מקום קבוע, שלוש פעמים בשבוע, והדרך לשם הייתה ארוכה. אחרי האירוע של גנאדי הפסקתי הכול, הייתי הולכת פעם עם חברה, נגמר, אין זמן, אין ראש. בשנה השנייה האחות במרפאה, כשבאתי למדוד לחץ דם, שאלה אותי מה אני עושה בשביל עצמי, ועניתי לה בכנות, כלום, ואז היא רשמה לי על פתק, כמו מרשם, קבוצת הליכה למטופלי המרפאה, שלוש פעמים בשבוע, שש בערב, מהכיכר ליד המרפאה, ואמרה לי, זה לא המלצה, זו הפניה. צחקתי, אבל הפתק עבד, באתי פעם אחת לנסות. אנחנו בערך חמש עשרה איש, רובן נשים בגיל שלי, יש מדריכה מטעם הקופה, הולכים ארבעים וחמש דקות עד שעה על הטיילת, כולל עצירות למתיחות ותרגילים. בהתחלה באתי בשביל הפתק של האחות, היום אני באה בשביל עצמי, ובחורף, כשירד גשם ושלחו הודעה שההליכה מבוטלת, תפסתי את עצמי מאוכזבת, וזה הרגע שהבנתי שנהיה לי הרגל. חוץ מזה אני עושה עם גנאדי את תרגילי הפיזיותרפיה שלו בבית, אני המתרגלת שלו, אז יוצא לי עוד קצת תנועה, בעיקר לצחוק ביחד כשלא מצליח לו. ובזכות הקבוצה גיליתי גם כמה כוח יש בי, בהתחלה סיימתי את המסלול אחרונה עם הלשון בחוץ, היום אני באמצע ויש נשים צעירות ממני מאחור. המדריכה אומרת שהגוף בגיל שישים עוד יודע להשתפר מהר אם רק נותנים לו הזדמנות, ואני ההוכחה, חצי שנה ומדרגות כבר לא מקצרות לי את הנשימה כמו פעם.</w:t>
+        <w:t>היום יש לה מקום קבוע, שלוש פעמים בשבוע, והדרך לשם הייתה ארוכה. אחרי האירוע שלו הפסקתי הכול, הייתי הולכת פעם עם חברה, נגמר, אין זמן, אין ראש. בשנה השנייה האחות במרפאה, כשבאתי למדוד לחץ דם, שאלה אותי מה אני עושה בשביל עצמי, ועניתי לה בכנות, כלום, ואז היא רשמה לי על פתק, כמו מרשם, קבוצת הליכה למטופלי המרפאה, שלוש פעמים בשבוע, שש בערב, מהכיכר ליד המרפאה, ואמרה לי, זה לא המלצה, זו הפניה. צחקתי, אבל הפתק עבד, באתי פעם אחת לנסות. אנחנו בערך חמש עשרה איש, רובן נשים בגיל שלי, יש מדריכה מטעם הקופה, הולכים ארבעים וחמש דקות עד שעה על הטיילת, כולל עצירות למתיחות ותרגילים. בהתחלה באתי בשביל הפתק של האחות, היום אני באה בשביל עצמי, ובחורף, כשירד גשם ושלחו הודעה שההליכה מבוטלת, תפסתי את עצמי מאוכזבת, וזה הרגע שהבנתי שנהיה לי הרגל. חוץ מזה אני עושה עם בעלי את תרגילי הפיזיותרפיה שלו בבית, אני המתרגלת שלו, אז יוצא לי עוד קצת תנועה, בעיקר לצחוק ביחד כשלא מצליח לו. ובזכות הקבוצה גיליתי גם כמה כוח יש בי, בהתחלה סיימתי את המסלול אחרונה עם הלשון בחוץ, היום אני באמצע ויש נשים צעירות ממני מאחור. המדריכה אומרת שהגוף בגיל שישים עוד יודע להשתפר מהר אם רק נותנים לו הזדמנות, ואני ההוכחה, חצי שנה ומדרגות כבר לא מקצרות לי את הנשימה כמו פעם.</w:t>
       </w:r>
     </w:p>
     <w:p>
@@ -6336,7 +6336,7 @@
           <w:sz w:val="24"/>
           <w:szCs w:val="24"/>
         </w:rPr>
-        <w:t>עוזר לי, אחד, שזה מאורגן על ידי מישהו אחר, אני מארגנת את החיים של כולם כל היום, בקבוצה אני רק באה, מישהי אחרת קבעה שעה, מסלול, זה מנוחה למוח שלי לא פחות מלגוף. שתיים, האנשים, גיליתי שם עוד שתי נשים שמטפלות בבעלים חולים, אחת אחרי אירוע כמו שלי, אנחנו הולכות ביחד ומדברות על דברים שאף אחד אחר לא מבין, איך זה כשהוא מתעצבן על עצמו, איך זה לישון עם אוזן פתוחה, ההליכה הזאת שווה לי כמו קבוצת תמיכה, בעצם היא קבוצת תמיכה שהולכת. שלוש, שזה בשש בערב, השעה שהבת של השכנים באה לשבת עם גנאדי תמורת שטר קטן, סידור שבניתי בדם, ובלעדיו כלום לא היה קורה. מה מפריע, ברור שהטיפול בו, כשיש לו יום רע, תור דחוף, אני מבטלת, הוא תמיד קודם, זה לא ויכוח בכלל, רק שלמדתי להגיד לעצמי שביטול אחד הוא לא סוף הדרך, פעם ביטול אחד היה מפיל אותי לחודש. ומפריעה העייפות, יש ערבים שאני גוררת את עצמי לשם, ותמיד, אבל תמיד, חוזרת יותר טובה משיצאתי. עוד לא קרה אחרת. ולמדתי גם דבר חשוב על ביטולים, פעם הייתי מרגישה אשמה כלפי הקבוצה כשלא באתי, עד שאחת הנשים אמרה לי, אנחנו לא בית ספר, אין אצלנו היעדרויות, יש רק חזרות, כל פעם שאת חוזרת זה נחשב. המשפט הזה שחרר אותי, מאז אני מבטלת בלי דרמה וחוזרת בלי בושה, וזה, מסתבר, הסוד של להישאר לאורך זמן.</w:t>
+        <w:t>עוזר לי, אחד, שזה מאורגן על ידי מישהו אחר, אני מארגנת את החיים של כולם כל היום, בקבוצה אני רק באה, מישהי אחרת קבעה שעה, מסלול, זה מנוחה למוח שלי לא פחות מלגוף. שתיים, האנשים, גיליתי שם עוד שתי נשים שמטפלות בבעלים חולים, אחת אחרי אירוע כמו שלי, אנחנו הולכות ביחד ומדברות על דברים שאף אחד אחר לא מבין, איך זה כשהוא מתעצבן על עצמו, איך זה לישון עם אוזן פתוחה, ההליכה הזאת שווה לי כמו קבוצת תמיכה, בעצם היא קבוצת תמיכה שהולכת. שלוש, שזה בשש בערב, השעה שהבת של השכנים באה לשבת עם בעלי תמורת שטר קטן, סידור שבניתי בדם, ובלעדיו כלום לא היה קורה. מה מפריע, ברור שהטיפול בו, כשיש לו יום רע, תור דחוף, אני מבטלת, הוא תמיד קודם, זה לא ויכוח בכלל, רק שלמדתי להגיד לעצמי שביטול אחד הוא לא סוף הדרך, פעם ביטול אחד היה מפיל אותי לחודש. ומפריעה העייפות, יש ערבים שאני גוררת את עצמי לשם, ותמיד, אבל תמיד, חוזרת יותר טובה משיצאתי. עוד לא קרה אחרת. ולמדתי גם דבר חשוב על ביטולים, פעם הייתי מרגישה אשמה כלפי הקבוצה כשלא באתי, עד שאחת הנשים אמרה לי, אנחנו לא בית ספר, אין אצלנו היעדרויות, יש רק חזרות, כל פעם שאת חוזרת זה נחשב. המשפט הזה שחרר אותי, מאז אני מבטלת בלי דרמה וחוזרת בלי בושה, וזה, מסתבר, הסוד של להישאר לאורך זמן.</w:t>
       </w:r>
     </w:p>
     <w:p>
@@ -6369,7 +6369,7 @@
           <w:sz w:val="24"/>
           <w:szCs w:val="24"/>
         </w:rPr>
-        <w:t>המטבח שלי עבר שתי מהפכות, אחת בגלל גנאדי ואחת בגללי. אחרי האירוע, הדיאטנית של השיקום ישבה איתנו והסבירה מה זה תזונה נגד שבץ, ומאז אני מבשלת בלי מלח כמעט, זה היה הכי קשה, המטבח שלנו, הרוסי, בנוי על מלוחים, דגים מלוחים, מלפפונים כבושים, נקניקים, הכול החוצה או כמעט החוצה, גנאדי התלונן חצי שנה שהאוכל טעים כמו נייר, היום שנינו כבר מרגישים כשיש יותר מדי מלח במסעדה. אני מבשלת הרבה מרקים כמו שאימא שלי בישלה אבל בגרסה חדשה, בורשט עם פחות תפוחי אדמה ויותר ירקות, קטניות, גריסים, עוף ודגים בתנור, כוסמת, שגנאדי אוהב והיא דווקא בריאה, סלטים. בבוקר אני אוכלת דייסה או גבינה עם לחם מלא, בעבודה לוקחת קופסה עם פרי וקוטג'. הנפילות שלי הן בערב, אחרי שהוא נרדם, שם גרתי שנתיים עם השוקולדים והגלידה מול הסדרות, הקילוגרמים של הטיפול, ככה קוראת לזה החברה שלי מהקבוצה. היום זה פחות, ההליכה של הערב שוברת את הדפוס, בימים של הליכה אני חוזרת, מתקלחת, שותה תה צמחים והולכת לישון בשקט. בימים בלי הליכה, עוד קורה. אני בת אדם, לא מלאך. ויש לנו גם מנהג חדש וקטן, פעם בשבוע גנאדי מבשל איתי, עם היד הבריאה, הוא קוצץ לאט, אני ליד. זה התחיל כתרגול של הפיזיותרפיה לידיים, והפך לערב הכי יפה של השבוע. הרופאה אמרה שבישול משותף זה גם תזונה טובה יותר וגם שיקום, ואני מוסיפה, זה גם זוגיות, שלושה במחיר אחד.</w:t>
+        <w:t>המטבח שלי עבר שתי מהפכות, אחת בגללו ואחת בגללי. אחרי האירוע, הדיאטנית של השיקום ישבה איתנו והסבירה מה זה תזונה נגד שבץ, ומאז אני מבשלת בלי מלח כמעט, זה היה הכי קשה, המטבח שלנו, הרוסי, בנוי על מלוחים, דגים מלוחים, מלפפונים כבושים, נקניקים, הכול החוצה או כמעט החוצה, בעלי התלונן חצי שנה שהאוכל טעים כמו נייר, היום שנינו כבר מרגישים כשיש יותר מדי מלח במסעדה. אני מבשלת הרבה מרקים כמו שאימא שלי בישלה אבל בגרסה חדשה, בורשט עם פחות תפוחי אדמה ויותר ירקות, קטניות, גריסים, עוף ודגים בתנור, כוסמת, שבעלי אוהב והיא דווקא בריאה, סלטים. בבוקר אני אוכלת דייסה או גבינה עם לחם מלא, בעבודה לוקחת קופסה עם פרי וקוטג'. הנפילות שלי הן בערב, אחרי שהוא נרדם, שם גרתי שנתיים עם השוקולדים והגלידה מול הסדרות, הקילוגרמים של הטיפול, ככה קוראת לזה החברה שלי מהקבוצה. היום זה פחות, ההליכה של הערב שוברת את הדפוס, בימים של הליכה אני חוזרת, מתקלחת, שותה תה צמחים והולכת לישון בשקט. בימים בלי הליכה, עוד קורה. אני בת אדם, לא מלאך. ויש לנו גם מנהג חדש וקטן, פעם בשבוע בעלי מבשל איתי, עם היד הבריאה, הוא קוצץ לאט, אני ליד. זה התחיל כתרגול של הפיזיותרפיה לידיים, והפך לערב הכי יפה של השבוע. הרופאה אמרה שבישול משותף זה גם תזונה טובה יותר וגם שיקום, ואני מוסיפה, זה גם זוגיות, שלושה במחיר אחד.</w:t>
       </w:r>
     </w:p>
     <w:p>
@@ -6402,7 +6402,7 @@
           <w:sz w:val="24"/>
           <w:szCs w:val="24"/>
         </w:rPr>
-        <w:t>שני גלים של שינויים, כמו שאמרתי. הגל הראשון, אחרי האירוע של גנאדי, היה מהיר וכפוי, תוך חודש הפכתי את המטבח, בלי מלח, בלי נקניקים, בלי הטיגונים של פעם, כי הרופאים אמרו שזה תנאי למנוע אירוע שני, וכשמדובר בחיים של בעלך, את לא מתווכחת עם הדיאטנית, את מבצעת. מה שמעניין, שבישלתי בריא בשבילו ואכלתי בריא בעצמי בצהריים, ובלילות אכלתי את הלחץ שלי מהמקרר, זה לימד אותי שהידע לא מספיק, הידע היה לי כבר כולו, הנפש קובעת. הגל השני, שלי, התחיל עם הפתק של האחות לפני חצי שנה, ההליכה משכה אחריה עוד דברים בלי שתכננתי, התחלתי לישון קצת יותר טוב, הפסקתי עם שתי כפיות הסוכר בקפה, לא בכוונה, פשוט יום אחד זה היה מתוק מדי, והלילות מול המקרר התמעטו, כי כשהגוף עייף מהליכה הוא רוצה לישון, לא לאכול. אני אומרת לבת שלי, השינוי האמיתי שלי לא התחיל מהחלטה, הוא התחיל מפתק של אחות אחת שראתה אותי, את האישה שמאחורי המטפלת. דברים גדולים מתחילים קטן. ועוד שינוי אחד עמוק מכולם, למדתי לבקש עזרה, שזה בשבילי היה קשה יותר מלוותר על מלוחים. אישה כמוני, שכל החיים הסתדרה לבד, לבקש מהשכנה לשבת איתו שעה, להגיד לבת שאני לא יכולה השבוע, זה היה כמו ללמוד שפה חדשה בגיל שישים. אבל בלי השפה החדשה הזאת, ההליכה שלי לא הייתה קיימת בכלל.</w:t>
+        <w:t>שני גלים של שינויים, כמו שאמרתי. הגל הראשון, אחרי האירוע שלו, היה מהיר וכפוי, תוך חודש הפכתי את המטבח, בלי מלח, בלי נקניקים, בלי הטיגונים של פעם, כי הרופאים אמרו שזה תנאי למנוע אירוע שני, וכשמדובר בחיים של בעלך, את לא מתווכחת עם הדיאטנית, את מבצעת. מה שמעניין, שבישלתי בריא בשבילו ואכלתי בריא בעצמי בצהריים, ובלילות אכלתי את הלחץ שלי מהמקרר, זה לימד אותי שהידע לא מספיק, הידע היה לי כבר כולו, הנפש קובעת. הגל השני, שלי, התחיל עם הפתק של האחות לפני חצי שנה, ההליכה משכה אחריה עוד דברים בלי שתכננתי, התחלתי לישון קצת יותר טוב, הפסקתי עם שתי כפיות הסוכר בקפה, לא בכוונה, פשוט יום אחד זה היה מתוק מדי, והלילות מול המקרר התמעטו, כי כשהגוף עייף מהליכה הוא רוצה לישון, לא לאכול. אני אומרת לבת שלי, השינוי האמיתי שלי לא התחיל מהחלטה, הוא התחיל מפתק של אחות אחת שראתה אותי, את האישה שמאחורי המטפלת. דברים גדולים מתחילים קטן. ועוד שינוי אחד עמוק מכולם, למדתי לבקש עזרה, שזה בשבילי היה קשה יותר מלוותר על מלוחים. אישה כמוני, שכל החיים הסתדרה לבד, לבקש מהשכנה לשבת איתו שעה, להגיד לבת שאני לא יכולה השבוע, זה היה כמו ללמוד שפה חדשה בגיל שישים. אבל בלי השפה החדשה הזאת, ההליכה שלי לא הייתה קיימת בכלל.</w:t>
       </w:r>
     </w:p>
     <w:p>
@@ -6435,7 +6435,7 @@
           <w:sz w:val="24"/>
           <w:szCs w:val="24"/>
         </w:rPr>
-        <w:t>כן, אצלנו זה בלב הבית. גנאדי, אחרי אירוע מוחי, עם לחץ דם ופרפור פרוזדורים שמגלים לו רק אחרי, על מדללי דם קבועים. ואני עם יתר לחץ דם, כמו שסיפרתי. ההורים שלי כבר לא בחיים, אבא נפטר מהתקף לב בקייב עוד לפני שעלינו, בן חמישים ותשע בסך הכול, אימא נפטרה פה בגיל שמונים ושתיים, עם סוכרת בסוף חייה. ואיך זה משפיע על היומיום, בני, זה היומיום עצמו, אין לי חיים מחוץ לזה כמעט. אני מנהלת שתי מחלות במשרה מלאה, שלו ושלי, קופסאות תרופות של שנינו על השיש, לוח מגנטי על המקרר עם כל התורים, אני יודעת בעל פה את המינונים, את שמות הרופאים, את מספרי הטלפון של המעבדה. יש גם פחד שגר איתנו, כל פעם שהוא שקט מדי בחדר השני אני קופצת, שנתיים וחצי וזה לא עובר, אולי קצת נחלש. ויש בדידות, חברים התרחקו אחרי האירוע, אנשים לא יודעים מה להגיד אז הם נעלמים, נשארו השניים שלושה האמיתיים. הבן בקנדה מתקשר כל יום, הבת באה כל שבת. זה המערך שלנו, קטן, מסודר, עייף, מחזיק. ואני חייבת להגיד גם מה החזיק אותנו בתוך כל זה, ההומור. גנאדי, גם אחרי האירוע, נשאר עם החוכמות שלו, הוא קורא לקבוצת ההליכה שלי הצבא של סווטה, ולתרגילים שלו הוא קורא העבודה החדשה. זוג שצוחק ביחד על הצרה שלו כבר חצי ניצח אותה, את זה לא כתוב באף עלון של הקופה, אז אני אומרת את זה לפרוטוקול שלכם.</w:t>
+        <w:t>כן, אצלנו זה בלב הבית. בעלי, אחרי אירוע מוחי, עם לחץ דם ופרפור פרוזדורים שמגלים לו רק אחרי, על מדללי דם קבועים. ואני עם יתר לחץ דם, כמו שסיפרתי. ההורים שלי כבר לא בחיים, אבא נפטר מהתקף לב בקייב עוד לפני שעלינו, בן חמישים ותשע בסך הכול, אימא נפטרה פה בגיל שמונים ושתיים, עם סוכרת בסוף חייה. ואיך זה משפיע על היומיום, בני, זה היומיום עצמו, אין לי חיים מחוץ לזה כמעט. אני מנהלת שתי מחלות במשרה מלאה, שלו ושלי, קופסאות תרופות של שנינו על השיש, לוח מגנטי על המקרר עם כל התורים, אני יודעת בעל פה את המינונים, את שמות הרופאים, את מספרי הטלפון של המעבדה. יש גם פחד שגר איתנו, כל פעם שהוא שקט מדי בחדר השני אני קופצת, שנתיים וחצי וזה לא עובר, אולי קצת נחלש. ויש בדידות, חברים התרחקו אחרי האירוע, אנשים לא יודעים מה להגיד אז הם נעלמים, נשארו השניים שלושה האמיתיים. הבן בקנדה מתקשר כל יום, הבת באה כל שבת. זה המערך שלנו, קטן, מסודר, עייף, מחזיק. ואני חייבת להגיד גם מה החזיק אותנו בתוך כל זה, ההומור. בעלי, גם אחרי האירוע, נשאר עם החוכמות שלו, הוא קורא לקבוצת ההליכה שלי גדוד ההליכה, ולתרגילים שלו הוא קורא העבודה החדשה. זוג שצוחק ביחד על הצרה שלו כבר חצי ניצח אותה, את זה לא כתוב באף עלון של הקופה, אז אני אומרת את זה לפרוטוקול שלכם.</w:t>
       </w:r>
     </w:p>
     <w:p>
@@ -6468,7 +6468,7 @@
           <w:sz w:val="24"/>
           <w:szCs w:val="24"/>
         </w:rPr>
-        <w:t>הקשר קיים ואני ראיתי אותו נחתך לתוך החיים שלי בבוקר אחד. הרופאים בשיקום אמרו לנו בפירוש, האירוע של גנאדי לא היה גזירת גורל, לחץ דם לא מטופל כמו שצריך, עודף משקל, מלוחים, אפס פעילות, ופרפור שלא אובחן כי הוא לא הלך לבדיקה, כל אחד מאלה לבד אפשר היה לתפוס, ביחד הם בנו את השבץ שלו שנים, בשקט. אז כשאתם שואלים על הקשר, אני עונה, הקשר הוא לא סטטיסטיקה בשבילי, הוא היד החלשה של בעלי. ומהצד השני, אני רואה עכשיו את הכיוון ההפוך, מאז שהוא אוכל כמו שצריך ועושה את התרגילים והתרופות מסודרות, הבדיקות שלו טובות, הנוירולוג אמר שהסיכון לאירוע שני ירד משמעותית, ואצלי, חצי שנה של הליכה ולחץ הדם ירד עד כדי כך שהרופאה מדברת על להוריד חצי מינון. שנינו, זוג מבוגר אחרי אסון, והגוף עוד עונה לנו כשאנחנו עושים נכון, זה בעיניי הדבר הכי מעודד שיש להגיד, שזה עובד לשני הכיוונים, וגם אחרי המכה, לא רק לפניה. הלוואי שידענו את זה עשר שנים קודם, זה הכול. והנוירולוג אמר לנו משהו בביקור האחרון ששווה שיהיה בעבודה שלכם, הוא אמר שאצל זוגות הוא רואה תמיד אותו דבר, כשאחד משנה אורח חיים לבד זה מחזיק חודשים, כשהזוג משנה ביחד זה מחזיק שנים. הוא קורא לזה האפקט של המטבח המשותף. אצלנו זה בדיוק ככה, אני לא יכולה לבשל בריא לו ולאכול אחרת בעצמי, הצלחת אחת מושכת את השנייה.</w:t>
+        <w:t>הקשר קיים ואני ראיתי אותו נחתך לתוך החיים שלי בבוקר אחד. הרופאים בשיקום אמרו לנו בפירוש, האירוע שלו לא היה גזירת גורל, לחץ דם לא מטופל כמו שצריך, עודף משקל, מלוחים, אפס פעילות, ופרפור שלא אובחן כי הוא לא הלך לבדיקה, כל אחד מאלה לבד אפשר היה לתפוס, ביחד הם בנו את השבץ שלו שנים, בשקט. אז כשאתם שואלים על הקשר, אני עונה, הקשר הוא לא סטטיסטיקה בשבילי, הוא היד החלשה של בעלי. ומהצד השני, אני רואה עכשיו את הכיוון ההפוך, מאז שהוא אוכל כמו שצריך ועושה את התרגילים והתרופות מסודרות, הבדיקות שלו טובות, הנוירולוג אמר שהסיכון לאירוע שני ירד משמעותית, ואצלי, חצי שנה של הליכה ולחץ הדם ירד עד כדי כך שהרופאה מדברת על להוריד חצי מינון. שנינו, זוג מבוגר אחרי אסון, והגוף עוד עונה לנו כשאנחנו עושים נכון, זה בעיניי הדבר הכי מעודד שיש להגיד, שזה עובד לשני הכיוונים, וגם אחרי המכה, לא רק לפניה. הלוואי שידענו את זה עשר שנים קודם, זה הכול. והנוירולוג אמר לנו משהו בביקור האחרון ששווה שיהיה בעבודה שלכם, הוא אמר שאצל זוגות הוא רואה תמיד אותו דבר, כשאחד משנה אורח חיים לבד זה מחזיק חודשים, כשהזוג משנה ביחד זה מחזיק שנים. הוא קורא לזה האפקט של המטבח המשותף. אצלנו זה בדיוק ככה, אני לא יכולה לבשל בריא לו ולאכול אחרת בעצמי, הצלחת אחת מושכת את השנייה.</w:t>
       </w:r>
     </w:p>
     <w:p>
@@ -6501,7 +6501,7 @@
           <w:sz w:val="24"/>
           <w:szCs w:val="24"/>
         </w:rPr>
-        <w:t>מאז האירוע אני מומחית קטנה בעל כורחי, ולמדתי לסנן. המקורות הטובים שלי, הצוות של השיקום, שנתן לנו תיקייה מסודרת עם הכול, אני שומרת אותה כמו תעודת זהות, רופאת המשפחה שלנו, שהיא גם שלי וגם שלו וזה יתרון גדול, היא רואה את התמונה של שנינו, האחות במרפאה, זו מהפתק, והנוירולוג. אני קוראת גם באתר של עמותת נאמן, של נפגעי שבץ, יש שם חומר טוב בשפה פשוטה, וגם ברוסית, שזה חשוב לגנאדי, הוא קורא בריאות רק ברוסית. ויש את האינטרנט הרוסי, שאני חייבת להזהיר מפניו, בקבוצות של הקהילה שלנו מסתובבות שטויות במיליונים, מרפאים מאודסה, תרופות פלא ממוסקבה, שיטות ניקוי כלי דם עם שום ולימון, וגנאדי בהתחלה התלהב מכל דבר כזה, בן אדם אחרי אסון מחפש נס, זה אנושי. עשינו בינינו הסכם, כל דבר חדש, קודם שואלים את רופאת המשפחה, היא הבוררת, וכמה פעמים היא הצילה אותנו מטעויות, פעם אחת ממש, תוסף שהתנגש עם מדללי הדם שלו, המוכר בחנות הטבע לא ידע ולא שאל. מאז אני אומרת לכולם, השאלה הכי חשובה היא לא מה לוקחים, אלא את מי שואלים. ובזכות הבת שלי יש לי גם כלל חדש לגבי מה שאני קוראת בלילות, היא אמרה לי, אימא, אחרי עשר בערב אסור לך לגגל תסמינים, כל כאב ראש נהיה בלילה גידול. היא צודקת, החיפושים של הלילה הם חרדה, לא מידע. עכשיו אם משהו מדאיג אותי אני רושמת אותו בפתק ושואלת את הרופאה ביום, והלילות שלי שקטים יותר.</w:t>
+        <w:t>מאז האירוע אני מומחית קטנה בעל כורחי, ולמדתי לסנן. המקורות הטובים שלי, הצוות של השיקום, שנתן לנו תיקייה מסודרת עם הכול, אני שומרת אותה כמו תעודת זהות, רופאת המשפחה שלנו, שהיא גם שלי וגם שלו וזה יתרון גדול, היא רואה את התמונה של שנינו, האחות במרפאה, זו מהפתק, והנוירולוג. אני קוראת גם באתר של עמותת נאמן, של נפגעי שבץ, יש שם חומר טוב בשפה פשוטה, וגם ברוסית, שזה חשוב לבעלי, הוא קורא בריאות רק ברוסית. ויש את האינטרנט הרוסי, שאני חייבת להזהיר מפניו, בקבוצות של הקהילה שלנו מסתובבות שטויות במיליונים, מרפאים מאודסה, תרופות פלא ממוסקבה, שיטות ניקוי כלי דם עם שום ולימון, ובעלי בהתחלה התלהב מכל דבר כזה, בן אדם אחרי אסון מחפש נס, זה אנושי. עשינו בינינו הסכם, כל דבר חדש, קודם שואלים את רופאת המשפחה, היא הבוררת, וכמה פעמים היא הצילה אותנו מטעויות, פעם אחת ממש, תוסף שהתנגש עם מדללי הדם שלו, המוכר בחנות הטבע לא ידע ולא שאל. מאז אני אומרת לכולם, השאלה הכי חשובה היא לא מה לוקחים, אלא את מי שואלים. ובזכות הבת שלי יש לי גם כלל חדש לגבי מה שאני קוראת בלילות, היא אמרה לי, אימא, אחרי עשר בערב אסור לך לגגל תסמינים, כל כאב ראש נהיה בלילה גידול. היא צודקת, החיפושים של הלילה הם חרדה, לא מידע. עכשיו אם משהו מדאיג אותי אני רושמת אותו בפתק ושואלת את הרופאה ביום, והלילות שלי שקטים יותר.</w:t>
       </w:r>
     </w:p>
     <w:p>
@@ -6534,7 +6534,7 @@
           <w:sz w:val="24"/>
           <w:szCs w:val="24"/>
         </w:rPr>
-        <w:t>יש לי הרבה מה להגיד על המערכת, משני הצדדים של המטבע. הצד הטוב, ברגע שקרה האסון, המערכת עבדה יפה, הפינוי, בית החולים, השיקום בבית לוינשטיין, ואחר כך השיקום בקהילה, פיזיותרפיה, קלינאית תקשורת, הכול דרך הקופה, ברובו בלי לשלם. וקבוצת ההליכה שלי, שהיא יוזמה של המרפאה, והאחות ההיא, שראתה גם אותי ולא רק אותו, אני חייבת לה יותר משהיא יודעת. הצד השני, לפני האסון, איפה כל זה היה, גנאדי הסתובב עשר שנים עם לחץ דם, חצי לוקח תרופות, לא בא לבדיקות, והמערכת שתקה, מכתב אוטומטי פעם בשנה, זהו, אף אחד לא הרים טלפון, אף אחד לא אמר, אדוני, אתה פצצה מתקתקת. ועוד דבר כואב לי להגיד, המטפלים, כמוני, שקופים למערכת, שנתיים וחצי אני מסדרת את הטיפול שלו, ואף גורם אחד במערכת לא שאל אותי איך אני, חוץ מאותה אחות. שמעתי שיש היום תוכניות לתמיכה במטפלים בקופות, חיפשתי, בערד לא מצאתי כלום חוץ מקבוצת ההליכה. אז הציון שלי למערכת, בשעת חירום, מצוין, במניעה לפני, נכשל, ובלראות את מי שסוחב את החולה על הגב, כמעט נכשל, עם נקודת זכות אחת קטנה ויקרה. ועוד דבר אחד לזכות המרפאה שלנו, כשביקשתי, נתנו לי את כל המסמכים של גנאדי מסודרים בקלסר לקראת ועדה של ביטוח לאומי, והאחות אפילו ישבה איתי למלא טפסים. אבל שימו לב מה קרה פה, קיבלתי כי ביקשתי, וידעתי לבקש כי אני אישה עם השכלה שלא מפחדת ממשרדים. השכנה שלי במצב דומה לא ידעה שמותר לבקש בכלל. הידע איך לדרוש מהמערכת, גם הוא פער בריאותי, תרשמו את זה.</w:t>
+        <w:t>יש לי הרבה מה להגיד על המערכת, משני הצדדים של המטבע. הצד הטוב, ברגע שקרה האסון, המערכת עבדה יפה, הפינוי, בית החולים, השיקום בבית לוינשטיין, ואחר כך השיקום בקהילה, פיזיותרפיה, קלינאית תקשורת, הכול דרך הקופה, ברובו בלי לשלם. וקבוצת ההליכה שלי, שהיא יוזמה של המרפאה, והאחות ההיא, שראתה גם אותי ולא רק אותו, אני חייבת לה יותר משהיא יודעת. הצד השני, לפני האסון, איפה כל זה היה, בעלי הסתובב עשר שנים עם לחץ דם, חצי לוקח תרופות, לא בא לבדיקות, והמערכת שתקה, מכתב אוטומטי פעם בשנה, זהו, אף אחד לא הרים טלפון, אף אחד לא אמר, אדוני, אתה פצצה מתקתקת. ועוד דבר כואב לי להגיד, המטפלים, כמוני, שקופים למערכת, שנתיים וחצי אני מסדרת את הטיפול שלו, ואף גורם אחד במערכת לא שאל אותי איך אני, חוץ מאותה אחות. שמעתי שיש היום תוכניות לתמיכה במטפלים בקופות, חיפשתי, בערד לא מצאתי כלום חוץ מקבוצת ההליכה. אז הציון שלי למערכת, בשעת חירום, מצוין, במניעה לפני, נכשל, ובלראות את מי שסוחב את החולה על הגב, כמעט נכשל, עם נקודת זכות אחת קטנה ויקרה. ועוד דבר אחד לזכות המרפאה שלנו, כשביקשתי, נתנו לי את כל המסמכים של בעלי מסודרים בקלסר לקראת ועדה של ביטוח לאומי, והאחות אפילו ישבה איתי למלא טפסים. אבל שימו לב מה קרה פה, קיבלתי כי ביקשתי, וידעתי לבקש כי אני אישה עם השכלה שלא מפחדת ממשרדים. השכנה שלי במצב דומה לא ידעה שמותר לבקש בכלל. הידע איך לדרוש מהמערכת, גם הוא פער בריאותי, תרשמו את זה.</w:t>
       </w:r>
     </w:p>
     <w:p>
@@ -6567,7 +6567,7 @@
           <w:sz w:val="24"/>
           <w:szCs w:val="24"/>
         </w:rPr>
-        <w:t>הסביבה שלי הצטמצמה ואז נבנתה מחדש, אחרת. ערד עצמה עוזרת, עיר שטוחה יחסית, מרחקים קצרים, גנאדי יכול ללכת עם המקל שלו למכולת ולתחושת עצמאות אין תחליף, בעיר גדולה עם מדרגות ומרחקים הוא היה כלוא בבית. הטיילת, שההליכה שלנו עליה, האוויר. הקהילה הרוסית בערד, שהיא חצי עיר, עוזרת בדרכה, יש לנו שכנים משלנו שמביאים מרק כשקשה, והחנות שאני עובדת בה, הבעלים נתן לי גמישות מלאה בשנה הראשונה, לא שכחתי לו. מה שנשבר, החברויות של פעם, זוגות שהיינו נפגשים איתם, נעלמו, שולחן לארבעה שנהיה שולחן לשניים. מה שנבנה, הקבוצה, הנשים מההליכה, השתיים שמטפלות בבעלים, אנחנו כבר נפגשות גם מחוץ להליכה, קפה בשבת בבוקר, זו חברות מסוג חדש, שנולדה מצרה משותפת והיא חזקה מהישנות. הבת שלי אומרת, אימא, בנית לך שבט חדש. והיא צודקת. אז הסביבה שלי היום קטנה יותר ואמיתית יותר, והלקח שלי לחיים, שהסביבה זה לא מה שיש לך, זה מה שאת בונה, גם בגיל שישים ואחת, גם אחרי אסון. ואי אפשר בלי להגיד תודה לטיילת עצמה, נשמע מצחיק להגיד תודה לשביל של אספלט, אבל השביל הזה עם הנוף למכתש הוא בית המרקחת שלי, שם ירד לחץ הדם שלי, שם מצאתי את החברות החדשות, שם אני בוכה כשצריך בלי שאף אחד רואה חוץ מהמדבר. עיר שבונה שביל כזה בונה בריאות לתושבים שלה, גם אם קוראים לזה בתקציב פיתוח תיירות.</w:t>
+        <w:t>הסביבה שלי הצטמצמה ואז נבנתה מחדש, אחרת. ערד עצמה עוזרת, עיר שטוחה יחסית, מרחקים קצרים, בעלי יכול ללכת עם המקל שלו למכולת ולתחושת עצמאות אין תחליף, בעיר גדולה עם מדרגות ומרחקים הוא היה כלוא בבית. הטיילת, שההליכה שלנו עליה, האוויר. הקהילה הרוסית בערד, שהיא חצי עיר, עוזרת בדרכה, יש לנו שכנים משלנו שמביאים מרק כשקשה, והחנות שאני עובדת בה, הבעלים נתן לי גמישות מלאה בשנה הראשונה, לא שכחתי לו. מה שנשבר, החברויות של פעם, זוגות שהיינו נפגשים איתם, נעלמו, שולחן לארבעה שנהיה שולחן לשניים. מה שנבנה, הקבוצה, הנשים מההליכה, השתיים שמטפלות בבעלים, אנחנו כבר נפגשות גם מחוץ להליכה, קפה בשבת בבוקר, זו חברות מסוג חדש, שנולדה מצרה משותפת והיא חזקה מהישנות. הבת שלי אומרת, אימא, בנית לך שבט חדש. והיא צודקת. אז הסביבה שלי היום קטנה יותר ואמיתית יותר, והלקח שלי לחיים, שהסביבה זה לא מה שיש לך, זה מה שאת בונה, גם בגיל שישים ואחת, גם אחרי אסון. ואי אפשר בלי להגיד תודה לטיילת עצמה, נשמע מצחיק להגיד תודה לשביל של אספלט, אבל השביל הזה עם הנוף למכתש הוא בית המרקחת שלי, שם ירד לחץ הדם שלי, שם מצאתי את החברות החדשות, שם אני בוכה כשצריך בלי שאף אחד רואה חוץ מהמדבר. עיר שבונה שביל כזה בונה בריאות לתושבים שלה, גם אם קוראים לזה בתקציב פיתוח תיירות.</w:t>
       </w:r>
     </w:p>
     <w:p>
@@ -6600,7 +6600,7 @@
           <w:sz w:val="24"/>
           <w:szCs w:val="24"/>
         </w:rPr>
-        <w:t>החסם הגדול שלי הוא שאני לא לבד בגוף שלי, אני מטפלת, הזמן שלי, הכוח שלי, הראש שלי, הכול ממושכן קודם לגנאדי, וכל תוכנית בריאות שלי בנויה על התנאי שהוא מסודר, בשבילי ללכת שעה זה מבצע לוגיסטי עם שמרטפית, תחשבו על זה כשאתם כותבים על חסמים, יש אנשים שהחסם שלהם הוא בן אדם אהוב. השני, העייפות המצטברת, שנתיים וחצי בלי לילה שלם, יש ימים שהבחירה היא בין הליכה לשעת שינה, ולפעמים השינה חשובה יותר, למדתי שגם זו החלטה בריאותית. השלישי, הכסף, ירדתי לחצי משרה בגלל הטיפול, והפנסיות שלנו צנועות, השמרטפית, הנסיעות לרופאים, התרופות של שנינו, זה מצטבר, ואני חוסכת על עצמי ראשונה, את הנעליים הטובות להליכה קניתי רק אחרי שהמדריכה העירה לי על הישנות. הרביעי, הרגש, יש ימים של ייאוש שבהם שום דבר לא נראה שווה מאמץ, בשנה הראשונה הימים האלה היו רוב השבוע, היום הם מעטים, ההליכה והנשים משם הן חצי מהסיבה. מה שכבר לא חסם, הידע, יש לי אותו בשפע, שילמנו עליו ביוקר. וכוח רצון, מי ששרדה מה שאני שרדתי, כוח רצון יש לה, רק צריך שיישאר ממנו קצת גם בשבילה. ולסיום החסמים אני רוצה לומר משהו מעודד דווקא, כל החסמים שמניתי נראו לי לפני שנה כמו חומה, והיום הם נראים כמו גדר שאפשר לטפס עליה, כי מצאתי שיטה, לא לפתור הכול, לפתור רק את השעה הקרובה. אני לא שואלת איך אחזיק ככה שנים, אני שואלת מי שומר עליו הערב, וזהו. החיים במנות קטנות עוברים, בכמויות גדולות הם מוחצים.</w:t>
+        <w:t>החסם הגדול שלי הוא שאני לא לבד בגוף שלי, אני מטפלת, הזמן שלי, הכוח שלי, הראש שלי, הכול ממושכן קודם לבעלי, וכל תוכנית בריאות שלי בנויה על התנאי שהוא מסודר, בשבילי ללכת שעה זה מבצע לוגיסטי עם שמרטפית, תחשבו על זה כשאתם כותבים על חסמים, יש אנשים שהחסם שלהם הוא בן אדם אהוב. השני, העייפות המצטברת, שנתיים וחצי בלי לילה שלם, יש ימים שהבחירה היא בין הליכה לשעת שינה, ולפעמים השינה חשובה יותר, למדתי שגם זו החלטה בריאותית. השלישי, הכסף, ירדתי לחצי משרה בגלל הטיפול, והפנסיות שלנו צנועות, השמרטפית, הנסיעות לרופאים, התרופות של שנינו, זה מצטבר, ואני חוסכת על עצמי ראשונה, את הנעליים הטובות להליכה קניתי רק אחרי שהמדריכה העירה לי על הישנות. הרביעי, הרגש, יש ימים של ייאוש שבהם שום דבר לא נראה שווה מאמץ, בשנה הראשונה הימים האלה היו רוב השבוע, היום הם מעטים, ההליכה והנשים משם הן חצי מהסיבה. מה שכבר לא חסם, הידע, יש לי אותו בשפע, שילמנו עליו ביוקר. וכוח רצון, מי ששרדה מה שאני שרדתי, כוח רצון יש לה, רק צריך שיישאר ממנו קצת גם בשבילה. ולסיום החסמים אני רוצה לומר משהו מעודד דווקא, כל החסמים שמניתי נראו לי לפני שנה כמו חומה, והיום הם נראים כמו גדר שאפשר לטפס עליה, כי מצאתי שיטה, לא לפתור הכול, לפתור רק את השעה הקרובה. אני לא שואלת איך אחזיק ככה שנים, אני שואלת מי שומר עליו הערב, וזהו. החיים במנות קטנות עוברים, בכמויות גדולות הם מוחצים.</w:t>
       </w:r>
     </w:p>
     <w:p>
@@ -6666,7 +6666,7 @@
           <w:sz w:val="24"/>
           <w:szCs w:val="24"/>
         </w:rPr>
-        <w:t>העצה שלי מגיעה בשני חלקים, כי החיים לימדו אותי שיש שני סוגי אנשים ששומעים אותה. למי שעוד לא קרה לו כלום, אני אומרת את המשפט של גנאדי, אני מרגיש מצוין זה לא בדיקה רפואית. הגוף יודע לשתוק שנים, לחץ דם לא כואב, פרפור לא מורגש, סוכר לא צועק, לכו להיבדק כשאתם מרגישים מצוין, זה בדיוק הזמן, כי מה שמגלים אז אפשר לתקן בהליכה ובכדור קטן, ומה שמגלים אחר כך מתקנים בשיקום, אם מתקנים. ולמי שכבר קרה, למשפחות, למטפלים, אני אומרת, האסון הוא לא סוף הסיפור של הבריאות, הוא יכול להיות דווקא התחלה, אנחנו חיים היום בריא יותר מלפני האירוע, שנינו, וזה לא באירוניה, זה ברצינות גמורה. ומה שאני מבקשת להוסיף, שלא שאלתם, תכתבו בעבודה שלכם פרק קטן, אפילו פסקה, על המטפלים, הנשים והגברים שמאחורי החולים הכרוניים, אנחנו צבא שקט וגדול, הבריאות שלנו נשחקת בשקט, ואף אחד לא סופר אותנו בשום מחקר. אתם צעירים, אולי אצלכם זה ישתנה. תודה שהקשבתם לי עד הסוף, זה לא מובן מאליו בשבילי, שעה שלמה מישהו שאל רק עליי. ואחרון, ברוח טובה, תרשו לי לתקן את השם של המחקר שלכם בבדיחה, אתם קוראים לזה פעילות גופנית ותזונה, ואני הייתי קוראת לזה אנשים שהולכים ביחד ואוכלים ביחד, כי זה מה שזה בסוף, כל המדע הזה. בן אדם לא הולך בשביל הלב, הוא הולך בשביל מי שהולך לידו, והלב מרוויח בדרך. שיהיה לכם בהצלחה, ותבואו לטיילת בשש בערב, תראו אותנו, הצבא של סווטה.</w:t>
+        <w:t>העצה שלי מגיעה בשני חלקים, כי החיים לימדו אותי שיש שני סוגי אנשים ששומעים אותה. למי שעוד לא קרה לו כלום, אני אומרת את המשפט של בעלי, אני מרגיש מצוין זה לא בדיקה רפואית. הגוף יודע לשתוק שנים, לחץ דם לא כואב, פרפור לא מורגש, סוכר לא צועק, לכו להיבדק כשאתם מרגישים מצוין, זה בדיוק הזמן, כי מה שמגלים אז אפשר לתקן בהליכה ובכדור קטן, ומה שמגלים אחר כך מתקנים בשיקום, אם מתקנים. ולמי שכבר קרה, למשפחות, למטפלים, אני אומרת, האסון הוא לא סוף הסיפור של הבריאות, הוא יכול להיות דווקא התחלה, אנחנו חיים היום בריא יותר מלפני האירוע, שנינו, וזה לא באירוניה, זה ברצינות גמורה. ומה שאני מבקשת להוסיף, שלא שאלתם, תכתבו בעבודה שלכם פרק קטן, אפילו פסקה, על המטפלים, הנשים והגברים שמאחורי החולים הכרוניים, אנחנו צבא שקט וגדול, הבריאות שלנו נשחקת בשקט, ואף אחד לא סופר אותנו בשום מחקר. אתם צעירים, אולי אצלכם זה ישתנה. תודה שהקשבתם לי עד הסוף, זה לא מובן מאליו בשבילי, שעה שלמה מישהו שאל רק עליי. ואחרון, ברוח טובה, תרשו לי לתקן את השם של המחקר שלכם בבדיחה, אתם קוראים לזה פעילות גופנית ותזונה, ואני הייתי קוראת לזה אנשים שהולכים ביחד ואוכלים ביחד, כי זה מה שזה בסוף, כל המדע הזה. בן אדם לא הולך בשביל הלב, הוא הולך בשביל מי שהולך לידו, והלב מרוויח בדרך. שיהיה לכם בהצלחה, ותבואו לטיילת בשש בערב, תראו אותנו, גדוד ההליכה.</w:t>
       </w:r>
     </w:p>
     <w:sectPr>
